--- a/docs/levels/Уровень 10 (сетка 10×10).docx
+++ b/docs/levels/Уровень 10 (сетка 10×10).docx
@@ -81,6 +81,7 @@
     </w:p>
     <w:tbl>
       <w:tblPr>
+        <w:tblW w:w="0" w:type="auto"/>
         <w:tblBorders>
           <w:top w:val="single" w:sz="4" w:space="0" w:color="808080"/>
           <w:left w:val="single" w:sz="4" w:space="0" w:color="808080"/>
@@ -89,10 +90,26 @@
           <w:insideH w:val="single" w:sz="4" w:space="0" w:color="808080"/>
           <w:insideV w:val="single" w:sz="4" w:space="0" w:color="808080"/>
         </w:tblBorders>
+        <w:tblLayout w:type="autofit"/>
       </w:tblPr>
-      <w:tr>
-        <w:tc>
-          <w:tcPr/>
+      <w:tblGrid>
+        <w:gridCol w:w="850"/>
+        <w:gridCol w:w="850"/>
+        <w:gridCol w:w="850"/>
+        <w:gridCol w:w="850"/>
+        <w:gridCol w:w="850"/>
+        <w:gridCol w:w="850"/>
+        <w:gridCol w:w="850"/>
+        <w:gridCol w:w="850"/>
+        <w:gridCol w:w="850"/>
+        <w:gridCol w:w="850"/>
+        <w:gridCol w:w="850"/>
+      </w:tblGrid>
+      <w:tr>
+        <w:tc>
+          <w:tcPr>
+            <w:tcW w:w="850" w:type="dxa"/>
+          </w:tcPr>
           <w:p>
             <w:r>
               <w:t xml:space="preserve"/>
@@ -100,7 +117,9 @@
           </w:p>
         </w:tc>
         <w:tc>
-          <w:tcPr/>
+          <w:tcPr>
+            <w:tcW w:w="850" w:type="dxa"/>
+          </w:tcPr>
           <w:p>
             <w:r>
               <w:t xml:space="preserve">Ст. 1</w:t>
@@ -108,7 +127,9 @@
           </w:p>
         </w:tc>
         <w:tc>
-          <w:tcPr/>
+          <w:tcPr>
+            <w:tcW w:w="850" w:type="dxa"/>
+          </w:tcPr>
           <w:p>
             <w:r>
               <w:t xml:space="preserve">Ст. 2</w:t>
@@ -116,7 +137,9 @@
           </w:p>
         </w:tc>
         <w:tc>
-          <w:tcPr/>
+          <w:tcPr>
+            <w:tcW w:w="850" w:type="dxa"/>
+          </w:tcPr>
           <w:p>
             <w:r>
               <w:t xml:space="preserve">Ст. 3</w:t>
@@ -124,7 +147,9 @@
           </w:p>
         </w:tc>
         <w:tc>
-          <w:tcPr/>
+          <w:tcPr>
+            <w:tcW w:w="850" w:type="dxa"/>
+          </w:tcPr>
           <w:p>
             <w:r>
               <w:t xml:space="preserve">Ст. 4</w:t>
@@ -132,7 +157,9 @@
           </w:p>
         </w:tc>
         <w:tc>
-          <w:tcPr/>
+          <w:tcPr>
+            <w:tcW w:w="850" w:type="dxa"/>
+          </w:tcPr>
           <w:p>
             <w:r>
               <w:t xml:space="preserve">Ст. 5</w:t>
@@ -140,7 +167,9 @@
           </w:p>
         </w:tc>
         <w:tc>
-          <w:tcPr/>
+          <w:tcPr>
+            <w:tcW w:w="850" w:type="dxa"/>
+          </w:tcPr>
           <w:p>
             <w:r>
               <w:t xml:space="preserve">Ст. 6</w:t>
@@ -148,7 +177,9 @@
           </w:p>
         </w:tc>
         <w:tc>
-          <w:tcPr/>
+          <w:tcPr>
+            <w:tcW w:w="850" w:type="dxa"/>
+          </w:tcPr>
           <w:p>
             <w:r>
               <w:t xml:space="preserve">Ст. 7</w:t>
@@ -156,7 +187,9 @@
           </w:p>
         </w:tc>
         <w:tc>
-          <w:tcPr/>
+          <w:tcPr>
+            <w:tcW w:w="850" w:type="dxa"/>
+          </w:tcPr>
           <w:p>
             <w:r>
               <w:t xml:space="preserve">Ст. 8</w:t>
@@ -164,7 +197,9 @@
           </w:p>
         </w:tc>
         <w:tc>
-          <w:tcPr/>
+          <w:tcPr>
+            <w:tcW w:w="850" w:type="dxa"/>
+          </w:tcPr>
           <w:p>
             <w:r>
               <w:t xml:space="preserve">Ст. 9</w:t>
@@ -172,7 +207,9 @@
           </w:p>
         </w:tc>
         <w:tc>
-          <w:tcPr/>
+          <w:tcPr>
+            <w:tcW w:w="850" w:type="dxa"/>
+          </w:tcPr>
           <w:p>
             <w:r>
               <w:t xml:space="preserve">Ст. 10</w:t>
@@ -182,7 +219,9 @@
       </w:tr>
       <w:tr>
         <w:tc>
-          <w:tcPr/>
+          <w:tcPr>
+            <w:tcW w:w="850" w:type="dxa"/>
+          </w:tcPr>
           <w:p>
             <w:r>
               <w:t xml:space="preserve">Строка 1</w:t>
@@ -190,7 +229,9 @@
           </w:p>
         </w:tc>
         <w:tc>
-          <w:tcPr/>
+          <w:tcPr>
+            <w:tcW w:w="850" w:type="dxa"/>
+          </w:tcPr>
           <w:p>
             <w:r>
               <w:t xml:space="preserve">1-1</w:t>
@@ -198,7 +239,9 @@
           </w:p>
         </w:tc>
         <w:tc>
-          <w:tcPr/>
+          <w:tcPr>
+            <w:tcW w:w="850" w:type="dxa"/>
+          </w:tcPr>
           <w:p>
             <w:r>
               <w:t xml:space="preserve">2-1</w:t>
@@ -206,7 +249,9 @@
           </w:p>
         </w:tc>
         <w:tc>
-          <w:tcPr/>
+          <w:tcPr>
+            <w:tcW w:w="850" w:type="dxa"/>
+          </w:tcPr>
           <w:p>
             <w:r>
               <w:t xml:space="preserve">3-1</w:t>
@@ -214,7 +259,9 @@
           </w:p>
         </w:tc>
         <w:tc>
-          <w:tcPr/>
+          <w:tcPr>
+            <w:tcW w:w="850" w:type="dxa"/>
+          </w:tcPr>
           <w:p>
             <w:r>
               <w:t xml:space="preserve">4-1</w:t>
@@ -222,7 +269,9 @@
           </w:p>
         </w:tc>
         <w:tc>
-          <w:tcPr/>
+          <w:tcPr>
+            <w:tcW w:w="850" w:type="dxa"/>
+          </w:tcPr>
           <w:p>
             <w:r>
               <w:t xml:space="preserve">5-1</w:t>
@@ -230,7 +279,9 @@
           </w:p>
         </w:tc>
         <w:tc>
-          <w:tcPr/>
+          <w:tcPr>
+            <w:tcW w:w="850" w:type="dxa"/>
+          </w:tcPr>
           <w:p>
             <w:r>
               <w:t xml:space="preserve">6-1</w:t>
@@ -238,7 +289,9 @@
           </w:p>
         </w:tc>
         <w:tc>
-          <w:tcPr/>
+          <w:tcPr>
+            <w:tcW w:w="850" w:type="dxa"/>
+          </w:tcPr>
           <w:p>
             <w:r>
               <w:t xml:space="preserve">7-1</w:t>
@@ -246,7 +299,9 @@
           </w:p>
         </w:tc>
         <w:tc>
-          <w:tcPr/>
+          <w:tcPr>
+            <w:tcW w:w="850" w:type="dxa"/>
+          </w:tcPr>
           <w:p>
             <w:r>
               <w:t xml:space="preserve">8-1</w:t>
@@ -254,7 +309,9 @@
           </w:p>
         </w:tc>
         <w:tc>
-          <w:tcPr/>
+          <w:tcPr>
+            <w:tcW w:w="850" w:type="dxa"/>
+          </w:tcPr>
           <w:p>
             <w:r>
               <w:t xml:space="preserve">9-1</w:t>
@@ -262,7 +319,9 @@
           </w:p>
         </w:tc>
         <w:tc>
-          <w:tcPr/>
+          <w:tcPr>
+            <w:tcW w:w="850" w:type="dxa"/>
+          </w:tcPr>
           <w:p>
             <w:r>
               <w:t xml:space="preserve">10-1</w:t>
@@ -272,7 +331,9 @@
       </w:tr>
       <w:tr>
         <w:tc>
-          <w:tcPr/>
+          <w:tcPr>
+            <w:tcW w:w="850" w:type="dxa"/>
+          </w:tcPr>
           <w:p>
             <w:r>
               <w:t xml:space="preserve">Строка 2</w:t>
@@ -280,7 +341,9 @@
           </w:p>
         </w:tc>
         <w:tc>
-          <w:tcPr/>
+          <w:tcPr>
+            <w:tcW w:w="850" w:type="dxa"/>
+          </w:tcPr>
           <w:p>
             <w:r>
               <w:t xml:space="preserve">1-2</w:t>
@@ -288,7 +351,9 @@
           </w:p>
         </w:tc>
         <w:tc>
-          <w:tcPr/>
+          <w:tcPr>
+            <w:tcW w:w="850" w:type="dxa"/>
+          </w:tcPr>
           <w:p>
             <w:r>
               <w:t xml:space="preserve">2-2</w:t>
@@ -296,7 +361,9 @@
           </w:p>
         </w:tc>
         <w:tc>
-          <w:tcPr/>
+          <w:tcPr>
+            <w:tcW w:w="850" w:type="dxa"/>
+          </w:tcPr>
           <w:p>
             <w:r>
               <w:t xml:space="preserve">3-2</w:t>
@@ -304,7 +371,9 @@
           </w:p>
         </w:tc>
         <w:tc>
-          <w:tcPr/>
+          <w:tcPr>
+            <w:tcW w:w="850" w:type="dxa"/>
+          </w:tcPr>
           <w:p>
             <w:r>
               <w:t xml:space="preserve">4-2</w:t>
@@ -312,7 +381,9 @@
           </w:p>
         </w:tc>
         <w:tc>
-          <w:tcPr/>
+          <w:tcPr>
+            <w:tcW w:w="850" w:type="dxa"/>
+          </w:tcPr>
           <w:p>
             <w:r>
               <w:t xml:space="preserve">5-2</w:t>
@@ -320,7 +391,9 @@
           </w:p>
         </w:tc>
         <w:tc>
-          <w:tcPr/>
+          <w:tcPr>
+            <w:tcW w:w="850" w:type="dxa"/>
+          </w:tcPr>
           <w:p>
             <w:r>
               <w:t xml:space="preserve">6-2</w:t>
@@ -328,7 +401,9 @@
           </w:p>
         </w:tc>
         <w:tc>
-          <w:tcPr/>
+          <w:tcPr>
+            <w:tcW w:w="850" w:type="dxa"/>
+          </w:tcPr>
           <w:p>
             <w:r>
               <w:t xml:space="preserve">7-2</w:t>
@@ -336,7 +411,9 @@
           </w:p>
         </w:tc>
         <w:tc>
-          <w:tcPr/>
+          <w:tcPr>
+            <w:tcW w:w="850" w:type="dxa"/>
+          </w:tcPr>
           <w:p>
             <w:r>
               <w:t xml:space="preserve">8-2</w:t>
@@ -344,7 +421,9 @@
           </w:p>
         </w:tc>
         <w:tc>
-          <w:tcPr/>
+          <w:tcPr>
+            <w:tcW w:w="850" w:type="dxa"/>
+          </w:tcPr>
           <w:p>
             <w:r>
               <w:t xml:space="preserve">9-2</w:t>
@@ -352,7 +431,9 @@
           </w:p>
         </w:tc>
         <w:tc>
-          <w:tcPr/>
+          <w:tcPr>
+            <w:tcW w:w="850" w:type="dxa"/>
+          </w:tcPr>
           <w:p>
             <w:r>
               <w:t xml:space="preserve">10-2</w:t>
@@ -362,7 +443,9 @@
       </w:tr>
       <w:tr>
         <w:tc>
-          <w:tcPr/>
+          <w:tcPr>
+            <w:tcW w:w="850" w:type="dxa"/>
+          </w:tcPr>
           <w:p>
             <w:r>
               <w:t xml:space="preserve">Строка 3</w:t>
@@ -370,7 +453,9 @@
           </w:p>
         </w:tc>
         <w:tc>
-          <w:tcPr/>
+          <w:tcPr>
+            <w:tcW w:w="850" w:type="dxa"/>
+          </w:tcPr>
           <w:p>
             <w:r>
               <w:t xml:space="preserve">1-3</w:t>
@@ -378,7 +463,9 @@
           </w:p>
         </w:tc>
         <w:tc>
-          <w:tcPr/>
+          <w:tcPr>
+            <w:tcW w:w="850" w:type="dxa"/>
+          </w:tcPr>
           <w:p>
             <w:r>
               <w:t xml:space="preserve">2-3</w:t>
@@ -386,7 +473,9 @@
           </w:p>
         </w:tc>
         <w:tc>
-          <w:tcPr/>
+          <w:tcPr>
+            <w:tcW w:w="850" w:type="dxa"/>
+          </w:tcPr>
           <w:p>
             <w:r>
               <w:t xml:space="preserve">3-3</w:t>
@@ -394,7 +483,9 @@
           </w:p>
         </w:tc>
         <w:tc>
-          <w:tcPr/>
+          <w:tcPr>
+            <w:tcW w:w="850" w:type="dxa"/>
+          </w:tcPr>
           <w:p>
             <w:r>
               <w:t xml:space="preserve">4-3</w:t>
@@ -402,7 +493,9 @@
           </w:p>
         </w:tc>
         <w:tc>
-          <w:tcPr/>
+          <w:tcPr>
+            <w:tcW w:w="850" w:type="dxa"/>
+          </w:tcPr>
           <w:p>
             <w:r>
               <w:t xml:space="preserve">5-3</w:t>
@@ -410,7 +503,9 @@
           </w:p>
         </w:tc>
         <w:tc>
-          <w:tcPr/>
+          <w:tcPr>
+            <w:tcW w:w="850" w:type="dxa"/>
+          </w:tcPr>
           <w:p>
             <w:r>
               <w:t xml:space="preserve">6-3</w:t>
@@ -418,7 +513,9 @@
           </w:p>
         </w:tc>
         <w:tc>
-          <w:tcPr/>
+          <w:tcPr>
+            <w:tcW w:w="850" w:type="dxa"/>
+          </w:tcPr>
           <w:p>
             <w:r>
               <w:t xml:space="preserve">7-3</w:t>
@@ -426,7 +523,9 @@
           </w:p>
         </w:tc>
         <w:tc>
-          <w:tcPr/>
+          <w:tcPr>
+            <w:tcW w:w="850" w:type="dxa"/>
+          </w:tcPr>
           <w:p>
             <w:r>
               <w:t xml:space="preserve">8-3</w:t>
@@ -434,7 +533,9 @@
           </w:p>
         </w:tc>
         <w:tc>
-          <w:tcPr/>
+          <w:tcPr>
+            <w:tcW w:w="850" w:type="dxa"/>
+          </w:tcPr>
           <w:p>
             <w:r>
               <w:t xml:space="preserve">9-3</w:t>
@@ -442,7 +543,9 @@
           </w:p>
         </w:tc>
         <w:tc>
-          <w:tcPr/>
+          <w:tcPr>
+            <w:tcW w:w="850" w:type="dxa"/>
+          </w:tcPr>
           <w:p>
             <w:r>
               <w:t xml:space="preserve">10-3</w:t>
@@ -452,7 +555,9 @@
       </w:tr>
       <w:tr>
         <w:tc>
-          <w:tcPr/>
+          <w:tcPr>
+            <w:tcW w:w="850" w:type="dxa"/>
+          </w:tcPr>
           <w:p>
             <w:r>
               <w:t xml:space="preserve">Строка 4</w:t>
@@ -460,7 +565,9 @@
           </w:p>
         </w:tc>
         <w:tc>
-          <w:tcPr/>
+          <w:tcPr>
+            <w:tcW w:w="850" w:type="dxa"/>
+          </w:tcPr>
           <w:p>
             <w:r>
               <w:t xml:space="preserve">1-4</w:t>
@@ -468,7 +575,9 @@
           </w:p>
         </w:tc>
         <w:tc>
-          <w:tcPr/>
+          <w:tcPr>
+            <w:tcW w:w="850" w:type="dxa"/>
+          </w:tcPr>
           <w:p>
             <w:r>
               <w:t xml:space="preserve">2-4</w:t>
@@ -476,7 +585,9 @@
           </w:p>
         </w:tc>
         <w:tc>
-          <w:tcPr/>
+          <w:tcPr>
+            <w:tcW w:w="850" w:type="dxa"/>
+          </w:tcPr>
           <w:p>
             <w:r>
               <w:t xml:space="preserve">3-4</w:t>
@@ -484,7 +595,9 @@
           </w:p>
         </w:tc>
         <w:tc>
-          <w:tcPr/>
+          <w:tcPr>
+            <w:tcW w:w="850" w:type="dxa"/>
+          </w:tcPr>
           <w:p>
             <w:r>
               <w:t xml:space="preserve">4-4</w:t>
@@ -492,7 +605,9 @@
           </w:p>
         </w:tc>
         <w:tc>
-          <w:tcPr/>
+          <w:tcPr>
+            <w:tcW w:w="850" w:type="dxa"/>
+          </w:tcPr>
           <w:p>
             <w:r>
               <w:t xml:space="preserve">5-4</w:t>
@@ -500,7 +615,9 @@
           </w:p>
         </w:tc>
         <w:tc>
-          <w:tcPr/>
+          <w:tcPr>
+            <w:tcW w:w="850" w:type="dxa"/>
+          </w:tcPr>
           <w:p>
             <w:r>
               <w:t xml:space="preserve">6-4</w:t>
@@ -508,7 +625,9 @@
           </w:p>
         </w:tc>
         <w:tc>
-          <w:tcPr/>
+          <w:tcPr>
+            <w:tcW w:w="850" w:type="dxa"/>
+          </w:tcPr>
           <w:p>
             <w:r>
               <w:t xml:space="preserve">7-4</w:t>
@@ -516,7 +635,9 @@
           </w:p>
         </w:tc>
         <w:tc>
-          <w:tcPr/>
+          <w:tcPr>
+            <w:tcW w:w="850" w:type="dxa"/>
+          </w:tcPr>
           <w:p>
             <w:r>
               <w:t xml:space="preserve">8-4</w:t>
@@ -524,7 +645,9 @@
           </w:p>
         </w:tc>
         <w:tc>
-          <w:tcPr/>
+          <w:tcPr>
+            <w:tcW w:w="850" w:type="dxa"/>
+          </w:tcPr>
           <w:p>
             <w:r>
               <w:t xml:space="preserve">9-4</w:t>
@@ -532,7 +655,9 @@
           </w:p>
         </w:tc>
         <w:tc>
-          <w:tcPr/>
+          <w:tcPr>
+            <w:tcW w:w="850" w:type="dxa"/>
+          </w:tcPr>
           <w:p>
             <w:r>
               <w:t xml:space="preserve">10-4</w:t>
@@ -542,7 +667,9 @@
       </w:tr>
       <w:tr>
         <w:tc>
-          <w:tcPr/>
+          <w:tcPr>
+            <w:tcW w:w="850" w:type="dxa"/>
+          </w:tcPr>
           <w:p>
             <w:r>
               <w:t xml:space="preserve">Строка 5</w:t>
@@ -550,7 +677,9 @@
           </w:p>
         </w:tc>
         <w:tc>
-          <w:tcPr/>
+          <w:tcPr>
+            <w:tcW w:w="850" w:type="dxa"/>
+          </w:tcPr>
           <w:p>
             <w:r>
               <w:t xml:space="preserve">1-5</w:t>
@@ -558,7 +687,9 @@
           </w:p>
         </w:tc>
         <w:tc>
-          <w:tcPr/>
+          <w:tcPr>
+            <w:tcW w:w="850" w:type="dxa"/>
+          </w:tcPr>
           <w:p>
             <w:r>
               <w:t xml:space="preserve">2-5</w:t>
@@ -566,7 +697,9 @@
           </w:p>
         </w:tc>
         <w:tc>
-          <w:tcPr/>
+          <w:tcPr>
+            <w:tcW w:w="850" w:type="dxa"/>
+          </w:tcPr>
           <w:p>
             <w:r>
               <w:t xml:space="preserve">3-5</w:t>
@@ -574,7 +707,9 @@
           </w:p>
         </w:tc>
         <w:tc>
-          <w:tcPr/>
+          <w:tcPr>
+            <w:tcW w:w="850" w:type="dxa"/>
+          </w:tcPr>
           <w:p>
             <w:r>
               <w:t xml:space="preserve">4-5</w:t>
@@ -582,7 +717,9 @@
           </w:p>
         </w:tc>
         <w:tc>
-          <w:tcPr/>
+          <w:tcPr>
+            <w:tcW w:w="850" w:type="dxa"/>
+          </w:tcPr>
           <w:p>
             <w:r>
               <w:t xml:space="preserve">5-5</w:t>
@@ -590,7 +727,9 @@
           </w:p>
         </w:tc>
         <w:tc>
-          <w:tcPr/>
+          <w:tcPr>
+            <w:tcW w:w="850" w:type="dxa"/>
+          </w:tcPr>
           <w:p>
             <w:r>
               <w:t xml:space="preserve">6-5</w:t>
@@ -598,7 +737,9 @@
           </w:p>
         </w:tc>
         <w:tc>
-          <w:tcPr/>
+          <w:tcPr>
+            <w:tcW w:w="850" w:type="dxa"/>
+          </w:tcPr>
           <w:p>
             <w:r>
               <w:t xml:space="preserve">7-5</w:t>
@@ -606,7 +747,9 @@
           </w:p>
         </w:tc>
         <w:tc>
-          <w:tcPr/>
+          <w:tcPr>
+            <w:tcW w:w="850" w:type="dxa"/>
+          </w:tcPr>
           <w:p>
             <w:r>
               <w:t xml:space="preserve">8-5</w:t>
@@ -614,7 +757,9 @@
           </w:p>
         </w:tc>
         <w:tc>
-          <w:tcPr/>
+          <w:tcPr>
+            <w:tcW w:w="850" w:type="dxa"/>
+          </w:tcPr>
           <w:p>
             <w:r>
               <w:t xml:space="preserve">9-5</w:t>
@@ -622,7 +767,9 @@
           </w:p>
         </w:tc>
         <w:tc>
-          <w:tcPr/>
+          <w:tcPr>
+            <w:tcW w:w="850" w:type="dxa"/>
+          </w:tcPr>
           <w:p>
             <w:r>
               <w:t xml:space="preserve">10-5</w:t>
@@ -632,7 +779,9 @@
       </w:tr>
       <w:tr>
         <w:tc>
-          <w:tcPr/>
+          <w:tcPr>
+            <w:tcW w:w="850" w:type="dxa"/>
+          </w:tcPr>
           <w:p>
             <w:r>
               <w:t xml:space="preserve">Строка 6</w:t>
@@ -640,7 +789,9 @@
           </w:p>
         </w:tc>
         <w:tc>
-          <w:tcPr/>
+          <w:tcPr>
+            <w:tcW w:w="850" w:type="dxa"/>
+          </w:tcPr>
           <w:p>
             <w:r>
               <w:t xml:space="preserve">1-6</w:t>
@@ -648,7 +799,9 @@
           </w:p>
         </w:tc>
         <w:tc>
-          <w:tcPr/>
+          <w:tcPr>
+            <w:tcW w:w="850" w:type="dxa"/>
+          </w:tcPr>
           <w:p>
             <w:r>
               <w:t xml:space="preserve">2-6</w:t>
@@ -656,7 +809,9 @@
           </w:p>
         </w:tc>
         <w:tc>
-          <w:tcPr/>
+          <w:tcPr>
+            <w:tcW w:w="850" w:type="dxa"/>
+          </w:tcPr>
           <w:p>
             <w:r>
               <w:t xml:space="preserve">3-6</w:t>
@@ -664,7 +819,9 @@
           </w:p>
         </w:tc>
         <w:tc>
-          <w:tcPr/>
+          <w:tcPr>
+            <w:tcW w:w="850" w:type="dxa"/>
+          </w:tcPr>
           <w:p>
             <w:r>
               <w:t xml:space="preserve">4-6</w:t>
@@ -672,7 +829,9 @@
           </w:p>
         </w:tc>
         <w:tc>
-          <w:tcPr/>
+          <w:tcPr>
+            <w:tcW w:w="850" w:type="dxa"/>
+          </w:tcPr>
           <w:p>
             <w:r>
               <w:t xml:space="preserve">5-6</w:t>
@@ -680,7 +839,9 @@
           </w:p>
         </w:tc>
         <w:tc>
-          <w:tcPr/>
+          <w:tcPr>
+            <w:tcW w:w="850" w:type="dxa"/>
+          </w:tcPr>
           <w:p>
             <w:r>
               <w:t xml:space="preserve">6-6</w:t>
@@ -688,7 +849,9 @@
           </w:p>
         </w:tc>
         <w:tc>
-          <w:tcPr/>
+          <w:tcPr>
+            <w:tcW w:w="850" w:type="dxa"/>
+          </w:tcPr>
           <w:p>
             <w:r>
               <w:t xml:space="preserve">7-6</w:t>
@@ -696,7 +859,9 @@
           </w:p>
         </w:tc>
         <w:tc>
-          <w:tcPr/>
+          <w:tcPr>
+            <w:tcW w:w="850" w:type="dxa"/>
+          </w:tcPr>
           <w:p>
             <w:r>
               <w:t xml:space="preserve">8-6</w:t>
@@ -704,7 +869,9 @@
           </w:p>
         </w:tc>
         <w:tc>
-          <w:tcPr/>
+          <w:tcPr>
+            <w:tcW w:w="850" w:type="dxa"/>
+          </w:tcPr>
           <w:p>
             <w:r>
               <w:t xml:space="preserve">9-6</w:t>
@@ -712,7 +879,9 @@
           </w:p>
         </w:tc>
         <w:tc>
-          <w:tcPr/>
+          <w:tcPr>
+            <w:tcW w:w="850" w:type="dxa"/>
+          </w:tcPr>
           <w:p>
             <w:r>
               <w:t xml:space="preserve">10-6</w:t>
@@ -722,7 +891,9 @@
       </w:tr>
       <w:tr>
         <w:tc>
-          <w:tcPr/>
+          <w:tcPr>
+            <w:tcW w:w="850" w:type="dxa"/>
+          </w:tcPr>
           <w:p>
             <w:r>
               <w:t xml:space="preserve">Строка 7</w:t>
@@ -730,7 +901,9 @@
           </w:p>
         </w:tc>
         <w:tc>
-          <w:tcPr/>
+          <w:tcPr>
+            <w:tcW w:w="850" w:type="dxa"/>
+          </w:tcPr>
           <w:p>
             <w:r>
               <w:t xml:space="preserve">1-7</w:t>
@@ -738,7 +911,9 @@
           </w:p>
         </w:tc>
         <w:tc>
-          <w:tcPr/>
+          <w:tcPr>
+            <w:tcW w:w="850" w:type="dxa"/>
+          </w:tcPr>
           <w:p>
             <w:r>
               <w:t xml:space="preserve">2-7</w:t>
@@ -746,7 +921,9 @@
           </w:p>
         </w:tc>
         <w:tc>
-          <w:tcPr/>
+          <w:tcPr>
+            <w:tcW w:w="850" w:type="dxa"/>
+          </w:tcPr>
           <w:p>
             <w:r>
               <w:t xml:space="preserve">3-7</w:t>
@@ -754,7 +931,9 @@
           </w:p>
         </w:tc>
         <w:tc>
-          <w:tcPr/>
+          <w:tcPr>
+            <w:tcW w:w="850" w:type="dxa"/>
+          </w:tcPr>
           <w:p>
             <w:r>
               <w:t xml:space="preserve">4-7</w:t>
@@ -762,7 +941,9 @@
           </w:p>
         </w:tc>
         <w:tc>
-          <w:tcPr/>
+          <w:tcPr>
+            <w:tcW w:w="850" w:type="dxa"/>
+          </w:tcPr>
           <w:p>
             <w:r>
               <w:t xml:space="preserve">5-7</w:t>
@@ -770,7 +951,9 @@
           </w:p>
         </w:tc>
         <w:tc>
-          <w:tcPr/>
+          <w:tcPr>
+            <w:tcW w:w="850" w:type="dxa"/>
+          </w:tcPr>
           <w:p>
             <w:r>
               <w:t xml:space="preserve">6-7</w:t>
@@ -778,7 +961,9 @@
           </w:p>
         </w:tc>
         <w:tc>
-          <w:tcPr/>
+          <w:tcPr>
+            <w:tcW w:w="850" w:type="dxa"/>
+          </w:tcPr>
           <w:p>
             <w:r>
               <w:t xml:space="preserve">7-7</w:t>
@@ -786,7 +971,9 @@
           </w:p>
         </w:tc>
         <w:tc>
-          <w:tcPr/>
+          <w:tcPr>
+            <w:tcW w:w="850" w:type="dxa"/>
+          </w:tcPr>
           <w:p>
             <w:r>
               <w:t xml:space="preserve">8-7</w:t>
@@ -794,7 +981,9 @@
           </w:p>
         </w:tc>
         <w:tc>
-          <w:tcPr/>
+          <w:tcPr>
+            <w:tcW w:w="850" w:type="dxa"/>
+          </w:tcPr>
           <w:p>
             <w:r>
               <w:t xml:space="preserve">9-7</w:t>
@@ -802,7 +991,9 @@
           </w:p>
         </w:tc>
         <w:tc>
-          <w:tcPr/>
+          <w:tcPr>
+            <w:tcW w:w="850" w:type="dxa"/>
+          </w:tcPr>
           <w:p>
             <w:r>
               <w:t xml:space="preserve">10-7</w:t>
@@ -812,7 +1003,9 @@
       </w:tr>
       <w:tr>
         <w:tc>
-          <w:tcPr/>
+          <w:tcPr>
+            <w:tcW w:w="850" w:type="dxa"/>
+          </w:tcPr>
           <w:p>
             <w:r>
               <w:t xml:space="preserve">Строка 8</w:t>
@@ -820,7 +1013,9 @@
           </w:p>
         </w:tc>
         <w:tc>
-          <w:tcPr/>
+          <w:tcPr>
+            <w:tcW w:w="850" w:type="dxa"/>
+          </w:tcPr>
           <w:p>
             <w:r>
               <w:t xml:space="preserve">1-8</w:t>
@@ -828,7 +1023,9 @@
           </w:p>
         </w:tc>
         <w:tc>
-          <w:tcPr/>
+          <w:tcPr>
+            <w:tcW w:w="850" w:type="dxa"/>
+          </w:tcPr>
           <w:p>
             <w:r>
               <w:t xml:space="preserve">2-8</w:t>
@@ -836,7 +1033,9 @@
           </w:p>
         </w:tc>
         <w:tc>
-          <w:tcPr/>
+          <w:tcPr>
+            <w:tcW w:w="850" w:type="dxa"/>
+          </w:tcPr>
           <w:p>
             <w:r>
               <w:t xml:space="preserve">3-8</w:t>
@@ -844,7 +1043,9 @@
           </w:p>
         </w:tc>
         <w:tc>
-          <w:tcPr/>
+          <w:tcPr>
+            <w:tcW w:w="850" w:type="dxa"/>
+          </w:tcPr>
           <w:p>
             <w:r>
               <w:t xml:space="preserve">4-8</w:t>
@@ -852,7 +1053,9 @@
           </w:p>
         </w:tc>
         <w:tc>
-          <w:tcPr/>
+          <w:tcPr>
+            <w:tcW w:w="850" w:type="dxa"/>
+          </w:tcPr>
           <w:p>
             <w:r>
               <w:t xml:space="preserve">5-8</w:t>
@@ -860,7 +1063,9 @@
           </w:p>
         </w:tc>
         <w:tc>
-          <w:tcPr/>
+          <w:tcPr>
+            <w:tcW w:w="850" w:type="dxa"/>
+          </w:tcPr>
           <w:p>
             <w:r>
               <w:t xml:space="preserve">6-8</w:t>
@@ -868,7 +1073,9 @@
           </w:p>
         </w:tc>
         <w:tc>
-          <w:tcPr/>
+          <w:tcPr>
+            <w:tcW w:w="850" w:type="dxa"/>
+          </w:tcPr>
           <w:p>
             <w:r>
               <w:t xml:space="preserve">7-8</w:t>
@@ -876,7 +1083,9 @@
           </w:p>
         </w:tc>
         <w:tc>
-          <w:tcPr/>
+          <w:tcPr>
+            <w:tcW w:w="850" w:type="dxa"/>
+          </w:tcPr>
           <w:p>
             <w:r>
               <w:t xml:space="preserve">8-8</w:t>
@@ -884,7 +1093,9 @@
           </w:p>
         </w:tc>
         <w:tc>
-          <w:tcPr/>
+          <w:tcPr>
+            <w:tcW w:w="850" w:type="dxa"/>
+          </w:tcPr>
           <w:p>
             <w:r>
               <w:t xml:space="preserve">9-8</w:t>
@@ -892,7 +1103,9 @@
           </w:p>
         </w:tc>
         <w:tc>
-          <w:tcPr/>
+          <w:tcPr>
+            <w:tcW w:w="850" w:type="dxa"/>
+          </w:tcPr>
           <w:p>
             <w:r>
               <w:t xml:space="preserve">10-8</w:t>
@@ -902,7 +1115,9 @@
       </w:tr>
       <w:tr>
         <w:tc>
-          <w:tcPr/>
+          <w:tcPr>
+            <w:tcW w:w="850" w:type="dxa"/>
+          </w:tcPr>
           <w:p>
             <w:r>
               <w:t xml:space="preserve">Строка 9</w:t>
@@ -910,7 +1125,9 @@
           </w:p>
         </w:tc>
         <w:tc>
-          <w:tcPr/>
+          <w:tcPr>
+            <w:tcW w:w="850" w:type="dxa"/>
+          </w:tcPr>
           <w:p>
             <w:r>
               <w:t xml:space="preserve">1-9</w:t>
@@ -918,7 +1135,9 @@
           </w:p>
         </w:tc>
         <w:tc>
-          <w:tcPr/>
+          <w:tcPr>
+            <w:tcW w:w="850" w:type="dxa"/>
+          </w:tcPr>
           <w:p>
             <w:r>
               <w:t xml:space="preserve">2-9</w:t>
@@ -926,7 +1145,9 @@
           </w:p>
         </w:tc>
         <w:tc>
-          <w:tcPr/>
+          <w:tcPr>
+            <w:tcW w:w="850" w:type="dxa"/>
+          </w:tcPr>
           <w:p>
             <w:r>
               <w:t xml:space="preserve">3-9</w:t>
@@ -934,7 +1155,9 @@
           </w:p>
         </w:tc>
         <w:tc>
-          <w:tcPr/>
+          <w:tcPr>
+            <w:tcW w:w="850" w:type="dxa"/>
+          </w:tcPr>
           <w:p>
             <w:r>
               <w:t xml:space="preserve">4-9</w:t>
@@ -942,7 +1165,9 @@
           </w:p>
         </w:tc>
         <w:tc>
-          <w:tcPr/>
+          <w:tcPr>
+            <w:tcW w:w="850" w:type="dxa"/>
+          </w:tcPr>
           <w:p>
             <w:r>
               <w:t xml:space="preserve">5-9</w:t>
@@ -950,7 +1175,9 @@
           </w:p>
         </w:tc>
         <w:tc>
-          <w:tcPr/>
+          <w:tcPr>
+            <w:tcW w:w="850" w:type="dxa"/>
+          </w:tcPr>
           <w:p>
             <w:r>
               <w:t xml:space="preserve">6-9</w:t>
@@ -958,7 +1185,9 @@
           </w:p>
         </w:tc>
         <w:tc>
-          <w:tcPr/>
+          <w:tcPr>
+            <w:tcW w:w="850" w:type="dxa"/>
+          </w:tcPr>
           <w:p>
             <w:r>
               <w:t xml:space="preserve">7-9</w:t>
@@ -966,7 +1195,9 @@
           </w:p>
         </w:tc>
         <w:tc>
-          <w:tcPr/>
+          <w:tcPr>
+            <w:tcW w:w="850" w:type="dxa"/>
+          </w:tcPr>
           <w:p>
             <w:r>
               <w:t xml:space="preserve">8-9</w:t>
@@ -974,7 +1205,9 @@
           </w:p>
         </w:tc>
         <w:tc>
-          <w:tcPr/>
+          <w:tcPr>
+            <w:tcW w:w="850" w:type="dxa"/>
+          </w:tcPr>
           <w:p>
             <w:r>
               <w:t xml:space="preserve">9-9</w:t>
@@ -982,7 +1215,9 @@
           </w:p>
         </w:tc>
         <w:tc>
-          <w:tcPr/>
+          <w:tcPr>
+            <w:tcW w:w="850" w:type="dxa"/>
+          </w:tcPr>
           <w:p>
             <w:r>
               <w:t xml:space="preserve">10-9</w:t>
@@ -992,7 +1227,9 @@
       </w:tr>
       <w:tr>
         <w:tc>
-          <w:tcPr/>
+          <w:tcPr>
+            <w:tcW w:w="850" w:type="dxa"/>
+          </w:tcPr>
           <w:p>
             <w:r>
               <w:t xml:space="preserve">Строка 10</w:t>
@@ -1000,7 +1237,9 @@
           </w:p>
         </w:tc>
         <w:tc>
-          <w:tcPr/>
+          <w:tcPr>
+            <w:tcW w:w="850" w:type="dxa"/>
+          </w:tcPr>
           <w:p>
             <w:r>
               <w:t xml:space="preserve">1-10</w:t>
@@ -1008,7 +1247,9 @@
           </w:p>
         </w:tc>
         <w:tc>
-          <w:tcPr/>
+          <w:tcPr>
+            <w:tcW w:w="850" w:type="dxa"/>
+          </w:tcPr>
           <w:p>
             <w:r>
               <w:t xml:space="preserve">2-10</w:t>
@@ -1016,7 +1257,9 @@
           </w:p>
         </w:tc>
         <w:tc>
-          <w:tcPr/>
+          <w:tcPr>
+            <w:tcW w:w="850" w:type="dxa"/>
+          </w:tcPr>
           <w:p>
             <w:r>
               <w:t xml:space="preserve">3-10</w:t>
@@ -1024,7 +1267,9 @@
           </w:p>
         </w:tc>
         <w:tc>
-          <w:tcPr/>
+          <w:tcPr>
+            <w:tcW w:w="850" w:type="dxa"/>
+          </w:tcPr>
           <w:p>
             <w:r>
               <w:t xml:space="preserve">4-10</w:t>
@@ -1032,7 +1277,9 @@
           </w:p>
         </w:tc>
         <w:tc>
-          <w:tcPr/>
+          <w:tcPr>
+            <w:tcW w:w="850" w:type="dxa"/>
+          </w:tcPr>
           <w:p>
             <w:r>
               <w:t xml:space="preserve">5-10</w:t>
@@ -1040,7 +1287,9 @@
           </w:p>
         </w:tc>
         <w:tc>
-          <w:tcPr/>
+          <w:tcPr>
+            <w:tcW w:w="850" w:type="dxa"/>
+          </w:tcPr>
           <w:p>
             <w:r>
               <w:t xml:space="preserve">6-10</w:t>
@@ -1048,7 +1297,9 @@
           </w:p>
         </w:tc>
         <w:tc>
-          <w:tcPr/>
+          <w:tcPr>
+            <w:tcW w:w="850" w:type="dxa"/>
+          </w:tcPr>
           <w:p>
             <w:r>
               <w:t xml:space="preserve">7-10</w:t>
@@ -1056,7 +1307,9 @@
           </w:p>
         </w:tc>
         <w:tc>
-          <w:tcPr/>
+          <w:tcPr>
+            <w:tcW w:w="850" w:type="dxa"/>
+          </w:tcPr>
           <w:p>
             <w:r>
               <w:t xml:space="preserve">8-10</w:t>
@@ -1064,7 +1317,9 @@
           </w:p>
         </w:tc>
         <w:tc>
-          <w:tcPr/>
+          <w:tcPr>
+            <w:tcW w:w="850" w:type="dxa"/>
+          </w:tcPr>
           <w:p>
             <w:r>
               <w:t xml:space="preserve">9-10</w:t>
@@ -1072,7 +1327,9 @@
           </w:p>
         </w:tc>
         <w:tc>
-          <w:tcPr/>
+          <w:tcPr>
+            <w:tcW w:w="850" w:type="dxa"/>
+          </w:tcPr>
           <w:p>
             <w:r>
               <w:t xml:space="preserve">10-10</w:t>
@@ -1103,6 +1360,7 @@
     </w:p>
     <w:tbl>
       <w:tblPr>
+        <w:tblW w:w="0" w:type="auto"/>
         <w:tblBorders>
           <w:top w:val="single" w:sz="4" w:space="0" w:color="808080"/>
           <w:left w:val="single" w:sz="4" w:space="0" w:color="808080"/>
@@ -1111,10 +1369,19 @@
           <w:insideH w:val="single" w:sz="4" w:space="0" w:color="808080"/>
           <w:insideV w:val="single" w:sz="4" w:space="0" w:color="808080"/>
         </w:tblBorders>
+        <w:tblLayout w:type="autofit"/>
       </w:tblPr>
-      <w:tr>
-        <w:tc>
-          <w:tcPr/>
+      <w:tblGrid>
+        <w:gridCol w:w="2340"/>
+        <w:gridCol w:w="2340"/>
+        <w:gridCol w:w="2340"/>
+        <w:gridCol w:w="2340"/>
+      </w:tblGrid>
+      <w:tr>
+        <w:tc>
+          <w:tcPr>
+            <w:tcW w:w="2340" w:type="dxa"/>
+          </w:tcPr>
           <w:p>
             <w:r>
               <w:t xml:space="preserve">Тип хода</w:t>
@@ -1122,7 +1389,9 @@
           </w:p>
         </w:tc>
         <w:tc>
-          <w:tcPr/>
+          <w:tcPr>
+            <w:tcW w:w="2340" w:type="dxa"/>
+          </w:tcPr>
           <w:p>
             <w:r>
               <w:t xml:space="preserve">Вариаций</w:t>
@@ -1130,7 +1399,9 @@
           </w:p>
         </w:tc>
         <w:tc>
-          <w:tcPr/>
+          <w:tcPr>
+            <w:tcW w:w="2340" w:type="dxa"/>
+          </w:tcPr>
           <w:p>
             <w:r>
               <w:t xml:space="preserve">Шагов за ход</w:t>
@@ -1138,7 +1409,9 @@
           </w:p>
         </w:tc>
         <w:tc>
-          <w:tcPr/>
+          <w:tcPr>
+            <w:tcW w:w="2340" w:type="dxa"/>
+          </w:tcPr>
           <w:p>
             <w:r>
               <w:t xml:space="preserve">Всего шагов</w:t>
@@ -1148,7 +1421,9 @@
       </w:tr>
       <w:tr>
         <w:tc>
-          <w:tcPr/>
+          <w:tcPr>
+            <w:tcW w:w="2340" w:type="dxa"/>
+          </w:tcPr>
           <w:p>
             <w:r>
               <w:t xml:space="preserve">Прямые на 2 клетки</w:t>
@@ -1156,7 +1431,9 @@
           </w:p>
         </w:tc>
         <w:tc>
-          <w:tcPr/>
+          <w:tcPr>
+            <w:tcW w:w="2340" w:type="dxa"/>
+          </w:tcPr>
           <w:p>
             <w:r>
               <w:t xml:space="preserve">4</w:t>
@@ -1164,7 +1441,9 @@
           </w:p>
         </w:tc>
         <w:tc>
-          <w:tcPr/>
+          <w:tcPr>
+            <w:tcW w:w="2340" w:type="dxa"/>
+          </w:tcPr>
           <w:p>
             <w:r>
               <w:t xml:space="preserve">2</w:t>
@@ -1172,7 +1451,9 @@
           </w:p>
         </w:tc>
         <w:tc>
-          <w:tcPr/>
+          <w:tcPr>
+            <w:tcW w:w="2340" w:type="dxa"/>
+          </w:tcPr>
           <w:p>
             <w:r>
               <w:t xml:space="preserve">8</w:t>
@@ -1182,7 +1463,9 @@
       </w:tr>
       <w:tr>
         <w:tc>
-          <w:tcPr/>
+          <w:tcPr>
+            <w:tcW w:w="2340" w:type="dxa"/>
+          </w:tcPr>
           <w:p>
             <w:r>
               <w:t xml:space="preserve">Прямые на 3 клетки</w:t>
@@ -1190,7 +1473,9 @@
           </w:p>
         </w:tc>
         <w:tc>
-          <w:tcPr/>
+          <w:tcPr>
+            <w:tcW w:w="2340" w:type="dxa"/>
+          </w:tcPr>
           <w:p>
             <w:r>
               <w:t xml:space="preserve">4</w:t>
@@ -1198,7 +1483,9 @@
           </w:p>
         </w:tc>
         <w:tc>
-          <w:tcPr/>
+          <w:tcPr>
+            <w:tcW w:w="2340" w:type="dxa"/>
+          </w:tcPr>
           <w:p>
             <w:r>
               <w:t xml:space="preserve">3</w:t>
@@ -1206,7 +1493,9 @@
           </w:p>
         </w:tc>
         <w:tc>
-          <w:tcPr/>
+          <w:tcPr>
+            <w:tcW w:w="2340" w:type="dxa"/>
+          </w:tcPr>
           <w:p>
             <w:r>
               <w:t xml:space="preserve">12</w:t>
@@ -1216,7 +1505,9 @@
       </w:tr>
       <w:tr>
         <w:tc>
-          <w:tcPr/>
+          <w:tcPr>
+            <w:tcW w:w="2340" w:type="dxa"/>
+          </w:tcPr>
           <w:p>
             <w:r>
               <w:t xml:space="preserve">Двойные (1+2)</w:t>
@@ -1224,7 +1515,9 @@
           </w:p>
         </w:tc>
         <w:tc>
-          <w:tcPr/>
+          <w:tcPr>
+            <w:tcW w:w="2340" w:type="dxa"/>
+          </w:tcPr>
           <w:p>
             <w:r>
               <w:t xml:space="preserve">4</w:t>
@@ -1232,7 +1525,9 @@
           </w:p>
         </w:tc>
         <w:tc>
-          <w:tcPr/>
+          <w:tcPr>
+            <w:tcW w:w="2340" w:type="dxa"/>
+          </w:tcPr>
           <w:p>
             <w:r>
               <w:t xml:space="preserve">3</w:t>
@@ -1240,7 +1535,9 @@
           </w:p>
         </w:tc>
         <w:tc>
-          <w:tcPr/>
+          <w:tcPr>
+            <w:tcW w:w="2340" w:type="dxa"/>
+          </w:tcPr>
           <w:p>
             <w:r>
               <w:t xml:space="preserve">12</w:t>
@@ -1250,7 +1547,9 @@
       </w:tr>
       <w:tr>
         <w:tc>
-          <w:tcPr/>
+          <w:tcPr>
+            <w:tcW w:w="2340" w:type="dxa"/>
+          </w:tcPr>
           <w:p>
             <w:r>
               <w:t xml:space="preserve">Обратные (1+2)</w:t>
@@ -1258,7 +1557,9 @@
           </w:p>
         </w:tc>
         <w:tc>
-          <w:tcPr/>
+          <w:tcPr>
+            <w:tcW w:w="2340" w:type="dxa"/>
+          </w:tcPr>
           <w:p>
             <w:r>
               <w:t xml:space="preserve">4</w:t>
@@ -1266,7 +1567,9 @@
           </w:p>
         </w:tc>
         <w:tc>
-          <w:tcPr/>
+          <w:tcPr>
+            <w:tcW w:w="2340" w:type="dxa"/>
+          </w:tcPr>
           <w:p>
             <w:r>
               <w:t xml:space="preserve">3</w:t>
@@ -1274,7 +1577,9 @@
           </w:p>
         </w:tc>
         <w:tc>
-          <w:tcPr/>
+          <w:tcPr>
+            <w:tcW w:w="2340" w:type="dxa"/>
+          </w:tcPr>
           <w:p>
             <w:r>
               <w:t xml:space="preserve">12</w:t>
@@ -1284,7 +1589,9 @@
       </w:tr>
       <w:tr>
         <w:tc>
-          <w:tcPr/>
+          <w:tcPr>
+            <w:tcW w:w="2340" w:type="dxa"/>
+          </w:tcPr>
           <w:p>
             <w:r>
               <w:t xml:space="preserve">Г-образные (1+2)</w:t>
@@ -1292,7 +1599,9 @@
           </w:p>
         </w:tc>
         <w:tc>
-          <w:tcPr/>
+          <w:tcPr>
+            <w:tcW w:w="2340" w:type="dxa"/>
+          </w:tcPr>
           <w:p>
             <w:r>
               <w:t xml:space="preserve">8</w:t>
@@ -1300,7 +1609,9 @@
           </w:p>
         </w:tc>
         <w:tc>
-          <w:tcPr/>
+          <w:tcPr>
+            <w:tcW w:w="2340" w:type="dxa"/>
+          </w:tcPr>
           <w:p>
             <w:r>
               <w:t xml:space="preserve">3</w:t>
@@ -1308,7 +1619,9 @@
           </w:p>
         </w:tc>
         <w:tc>
-          <w:tcPr/>
+          <w:tcPr>
+            <w:tcW w:w="2340" w:type="dxa"/>
+          </w:tcPr>
           <w:p>
             <w:r>
               <w:t xml:space="preserve">24</w:t>
@@ -1318,7 +1631,9 @@
       </w:tr>
       <w:tr>
         <w:tc>
-          <w:tcPr/>
+          <w:tcPr>
+            <w:tcW w:w="2340" w:type="dxa"/>
+          </w:tcPr>
           <w:p>
             <w:r>
               <w:t xml:space="preserve">Двойные (2+1)</w:t>
@@ -1326,7 +1641,9 @@
           </w:p>
         </w:tc>
         <w:tc>
-          <w:tcPr/>
+          <w:tcPr>
+            <w:tcW w:w="2340" w:type="dxa"/>
+          </w:tcPr>
           <w:p>
             <w:r>
               <w:t xml:space="preserve">4</w:t>
@@ -1334,7 +1651,9 @@
           </w:p>
         </w:tc>
         <w:tc>
-          <w:tcPr/>
+          <w:tcPr>
+            <w:tcW w:w="2340" w:type="dxa"/>
+          </w:tcPr>
           <w:p>
             <w:r>
               <w:t xml:space="preserve">3</w:t>
@@ -1342,7 +1661,9 @@
           </w:p>
         </w:tc>
         <w:tc>
-          <w:tcPr/>
+          <w:tcPr>
+            <w:tcW w:w="2340" w:type="dxa"/>
+          </w:tcPr>
           <w:p>
             <w:r>
               <w:t xml:space="preserve">12</w:t>
@@ -1352,7 +1673,9 @@
       </w:tr>
       <w:tr>
         <w:tc>
-          <w:tcPr/>
+          <w:tcPr>
+            <w:tcW w:w="2340" w:type="dxa"/>
+          </w:tcPr>
           <w:p>
             <w:r>
               <w:t xml:space="preserve">Обратные (2+1)</w:t>
@@ -1360,7 +1683,9 @@
           </w:p>
         </w:tc>
         <w:tc>
-          <w:tcPr/>
+          <w:tcPr>
+            <w:tcW w:w="2340" w:type="dxa"/>
+          </w:tcPr>
           <w:p>
             <w:r>
               <w:t xml:space="preserve">4</w:t>
@@ -1368,7 +1693,9 @@
           </w:p>
         </w:tc>
         <w:tc>
-          <w:tcPr/>
+          <w:tcPr>
+            <w:tcW w:w="2340" w:type="dxa"/>
+          </w:tcPr>
           <w:p>
             <w:r>
               <w:t xml:space="preserve">3</w:t>
@@ -1376,7 +1703,9 @@
           </w:p>
         </w:tc>
         <w:tc>
-          <w:tcPr/>
+          <w:tcPr>
+            <w:tcW w:w="2340" w:type="dxa"/>
+          </w:tcPr>
           <w:p>
             <w:r>
               <w:t xml:space="preserve">12</w:t>
@@ -1386,7 +1715,9 @@
       </w:tr>
       <w:tr>
         <w:tc>
-          <w:tcPr/>
+          <w:tcPr>
+            <w:tcW w:w="2340" w:type="dxa"/>
+          </w:tcPr>
           <w:p>
             <w:r>
               <w:t xml:space="preserve">Г-образные (2+1)</w:t>
@@ -1394,7 +1725,9 @@
           </w:p>
         </w:tc>
         <w:tc>
-          <w:tcPr/>
+          <w:tcPr>
+            <w:tcW w:w="2340" w:type="dxa"/>
+          </w:tcPr>
           <w:p>
             <w:r>
               <w:t xml:space="preserve">8</w:t>
@@ -1402,7 +1735,9 @@
           </w:p>
         </w:tc>
         <w:tc>
-          <w:tcPr/>
+          <w:tcPr>
+            <w:tcW w:w="2340" w:type="dxa"/>
+          </w:tcPr>
           <w:p>
             <w:r>
               <w:t xml:space="preserve">3</w:t>
@@ -1410,7 +1745,9 @@
           </w:p>
         </w:tc>
         <w:tc>
-          <w:tcPr/>
+          <w:tcPr>
+            <w:tcW w:w="2340" w:type="dxa"/>
+          </w:tcPr>
           <w:p>
             <w:r>
               <w:t xml:space="preserve">24</w:t>
@@ -1420,7 +1757,9 @@
       </w:tr>
       <w:tr>
         <w:tc>
-          <w:tcPr/>
+          <w:tcPr>
+            <w:tcW w:w="2340" w:type="dxa"/>
+          </w:tcPr>
           <w:p>
             <w:r>
               <w:t xml:space="preserve">Прямые на 4 клетки</w:t>
@@ -1428,7 +1767,9 @@
           </w:p>
         </w:tc>
         <w:tc>
-          <w:tcPr/>
+          <w:tcPr>
+            <w:tcW w:w="2340" w:type="dxa"/>
+          </w:tcPr>
           <w:p>
             <w:r>
               <w:t xml:space="preserve">4</w:t>
@@ -1436,7 +1777,9 @@
           </w:p>
         </w:tc>
         <w:tc>
-          <w:tcPr/>
+          <w:tcPr>
+            <w:tcW w:w="2340" w:type="dxa"/>
+          </w:tcPr>
           <w:p>
             <w:r>
               <w:t xml:space="preserve">4</w:t>
@@ -1444,7 +1787,9 @@
           </w:p>
         </w:tc>
         <w:tc>
-          <w:tcPr/>
+          <w:tcPr>
+            <w:tcW w:w="2340" w:type="dxa"/>
+          </w:tcPr>
           <w:p>
             <w:r>
               <w:t xml:space="preserve">16</w:t>
@@ -1454,7 +1799,9 @@
       </w:tr>
       <w:tr>
         <w:tc>
-          <w:tcPr/>
+          <w:tcPr>
+            <w:tcW w:w="2340" w:type="dxa"/>
+          </w:tcPr>
           <w:p>
             <w:r>
               <w:t xml:space="preserve">Двойные (1+3)</w:t>
@@ -1462,7 +1809,9 @@
           </w:p>
         </w:tc>
         <w:tc>
-          <w:tcPr/>
+          <w:tcPr>
+            <w:tcW w:w="2340" w:type="dxa"/>
+          </w:tcPr>
           <w:p>
             <w:r>
               <w:t xml:space="preserve">4</w:t>
@@ -1470,7 +1819,9 @@
           </w:p>
         </w:tc>
         <w:tc>
-          <w:tcPr/>
+          <w:tcPr>
+            <w:tcW w:w="2340" w:type="dxa"/>
+          </w:tcPr>
           <w:p>
             <w:r>
               <w:t xml:space="preserve">4</w:t>
@@ -1478,7 +1829,9 @@
           </w:p>
         </w:tc>
         <w:tc>
-          <w:tcPr/>
+          <w:tcPr>
+            <w:tcW w:w="2340" w:type="dxa"/>
+          </w:tcPr>
           <w:p>
             <w:r>
               <w:t xml:space="preserve">16</w:t>
@@ -1488,7 +1841,9 @@
       </w:tr>
       <w:tr>
         <w:tc>
-          <w:tcPr/>
+          <w:tcPr>
+            <w:tcW w:w="2340" w:type="dxa"/>
+          </w:tcPr>
           <w:p>
             <w:r>
               <w:t xml:space="preserve">Обратные (1+3)</w:t>
@@ -1496,7 +1851,9 @@
           </w:p>
         </w:tc>
         <w:tc>
-          <w:tcPr/>
+          <w:tcPr>
+            <w:tcW w:w="2340" w:type="dxa"/>
+          </w:tcPr>
           <w:p>
             <w:r>
               <w:t xml:space="preserve">4</w:t>
@@ -1504,7 +1861,9 @@
           </w:p>
         </w:tc>
         <w:tc>
-          <w:tcPr/>
+          <w:tcPr>
+            <w:tcW w:w="2340" w:type="dxa"/>
+          </w:tcPr>
           <w:p>
             <w:r>
               <w:t xml:space="preserve">4</w:t>
@@ -1512,7 +1871,9 @@
           </w:p>
         </w:tc>
         <w:tc>
-          <w:tcPr/>
+          <w:tcPr>
+            <w:tcW w:w="2340" w:type="dxa"/>
+          </w:tcPr>
           <w:p>
             <w:r>
               <w:t xml:space="preserve">16</w:t>
@@ -1522,7 +1883,9 @@
       </w:tr>
       <w:tr>
         <w:tc>
-          <w:tcPr/>
+          <w:tcPr>
+            <w:tcW w:w="2340" w:type="dxa"/>
+          </w:tcPr>
           <w:p>
             <w:r>
               <w:t xml:space="preserve">Г-образные (1+3)</w:t>
@@ -1530,7 +1893,9 @@
           </w:p>
         </w:tc>
         <w:tc>
-          <w:tcPr/>
+          <w:tcPr>
+            <w:tcW w:w="2340" w:type="dxa"/>
+          </w:tcPr>
           <w:p>
             <w:r>
               <w:t xml:space="preserve">8</w:t>
@@ -1538,7 +1903,9 @@
           </w:p>
         </w:tc>
         <w:tc>
-          <w:tcPr/>
+          <w:tcPr>
+            <w:tcW w:w="2340" w:type="dxa"/>
+          </w:tcPr>
           <w:p>
             <w:r>
               <w:t xml:space="preserve">4</w:t>
@@ -1546,7 +1913,9 @@
           </w:p>
         </w:tc>
         <w:tc>
-          <w:tcPr/>
+          <w:tcPr>
+            <w:tcW w:w="2340" w:type="dxa"/>
+          </w:tcPr>
           <w:p>
             <w:r>
               <w:t xml:space="preserve">32</w:t>
@@ -1556,7 +1925,9 @@
       </w:tr>
       <w:tr>
         <w:tc>
-          <w:tcPr/>
+          <w:tcPr>
+            <w:tcW w:w="2340" w:type="dxa"/>
+          </w:tcPr>
           <w:p>
             <w:r>
               <w:t xml:space="preserve">Двойные (2+2)</w:t>
@@ -1564,7 +1935,9 @@
           </w:p>
         </w:tc>
         <w:tc>
-          <w:tcPr/>
+          <w:tcPr>
+            <w:tcW w:w="2340" w:type="dxa"/>
+          </w:tcPr>
           <w:p>
             <w:r>
               <w:t xml:space="preserve">4</w:t>
@@ -1572,7 +1945,9 @@
           </w:p>
         </w:tc>
         <w:tc>
-          <w:tcPr/>
+          <w:tcPr>
+            <w:tcW w:w="2340" w:type="dxa"/>
+          </w:tcPr>
           <w:p>
             <w:r>
               <w:t xml:space="preserve">4</w:t>
@@ -1580,7 +1955,9 @@
           </w:p>
         </w:tc>
         <w:tc>
-          <w:tcPr/>
+          <w:tcPr>
+            <w:tcW w:w="2340" w:type="dxa"/>
+          </w:tcPr>
           <w:p>
             <w:r>
               <w:t xml:space="preserve">16</w:t>
@@ -1590,7 +1967,9 @@
       </w:tr>
       <w:tr>
         <w:tc>
-          <w:tcPr/>
+          <w:tcPr>
+            <w:tcW w:w="2340" w:type="dxa"/>
+          </w:tcPr>
           <w:p>
             <w:r>
               <w:t xml:space="preserve">Г-образные (2+2)</w:t>
@@ -1598,7 +1977,9 @@
           </w:p>
         </w:tc>
         <w:tc>
-          <w:tcPr/>
+          <w:tcPr>
+            <w:tcW w:w="2340" w:type="dxa"/>
+          </w:tcPr>
           <w:p>
             <w:r>
               <w:t xml:space="preserve">8</w:t>
@@ -1606,7 +1987,9 @@
           </w:p>
         </w:tc>
         <w:tc>
-          <w:tcPr/>
+          <w:tcPr>
+            <w:tcW w:w="2340" w:type="dxa"/>
+          </w:tcPr>
           <w:p>
             <w:r>
               <w:t xml:space="preserve">4</w:t>
@@ -1614,7 +1997,9 @@
           </w:p>
         </w:tc>
         <w:tc>
-          <w:tcPr/>
+          <w:tcPr>
+            <w:tcW w:w="2340" w:type="dxa"/>
+          </w:tcPr>
           <w:p>
             <w:r>
               <w:t xml:space="preserve">32</w:t>
@@ -1624,7 +2009,9 @@
       </w:tr>
       <w:tr>
         <w:tc>
-          <w:tcPr/>
+          <w:tcPr>
+            <w:tcW w:w="2340" w:type="dxa"/>
+          </w:tcPr>
           <w:p>
             <w:r>
               <w:t xml:space="preserve">Двойные (3+1)</w:t>
@@ -1632,7 +2019,9 @@
           </w:p>
         </w:tc>
         <w:tc>
-          <w:tcPr/>
+          <w:tcPr>
+            <w:tcW w:w="2340" w:type="dxa"/>
+          </w:tcPr>
           <w:p>
             <w:r>
               <w:t xml:space="preserve">4</w:t>
@@ -1640,7 +2029,9 @@
           </w:p>
         </w:tc>
         <w:tc>
-          <w:tcPr/>
+          <w:tcPr>
+            <w:tcW w:w="2340" w:type="dxa"/>
+          </w:tcPr>
           <w:p>
             <w:r>
               <w:t xml:space="preserve">4</w:t>
@@ -1648,7 +2039,9 @@
           </w:p>
         </w:tc>
         <w:tc>
-          <w:tcPr/>
+          <w:tcPr>
+            <w:tcW w:w="2340" w:type="dxa"/>
+          </w:tcPr>
           <w:p>
             <w:r>
               <w:t xml:space="preserve">16</w:t>
@@ -1658,7 +2051,9 @@
       </w:tr>
       <w:tr>
         <w:tc>
-          <w:tcPr/>
+          <w:tcPr>
+            <w:tcW w:w="2340" w:type="dxa"/>
+          </w:tcPr>
           <w:p>
             <w:r>
               <w:t xml:space="preserve">Обратные (3+1)</w:t>
@@ -1666,7 +2061,9 @@
           </w:p>
         </w:tc>
         <w:tc>
-          <w:tcPr/>
+          <w:tcPr>
+            <w:tcW w:w="2340" w:type="dxa"/>
+          </w:tcPr>
           <w:p>
             <w:r>
               <w:t xml:space="preserve">4</w:t>
@@ -1674,7 +2071,9 @@
           </w:p>
         </w:tc>
         <w:tc>
-          <w:tcPr/>
+          <w:tcPr>
+            <w:tcW w:w="2340" w:type="dxa"/>
+          </w:tcPr>
           <w:p>
             <w:r>
               <w:t xml:space="preserve">4</w:t>
@@ -1682,7 +2081,9 @@
           </w:p>
         </w:tc>
         <w:tc>
-          <w:tcPr/>
+          <w:tcPr>
+            <w:tcW w:w="2340" w:type="dxa"/>
+          </w:tcPr>
           <w:p>
             <w:r>
               <w:t xml:space="preserve">16</w:t>
@@ -1692,7 +2093,9 @@
       </w:tr>
       <w:tr>
         <w:tc>
-          <w:tcPr/>
+          <w:tcPr>
+            <w:tcW w:w="2340" w:type="dxa"/>
+          </w:tcPr>
           <w:p>
             <w:r>
               <w:t xml:space="preserve">Г-образные (3+1)</w:t>
@@ -1700,7 +2103,9 @@
           </w:p>
         </w:tc>
         <w:tc>
-          <w:tcPr/>
+          <w:tcPr>
+            <w:tcW w:w="2340" w:type="dxa"/>
+          </w:tcPr>
           <w:p>
             <w:r>
               <w:t xml:space="preserve">8</w:t>
@@ -1708,7 +2113,9 @@
           </w:p>
         </w:tc>
         <w:tc>
-          <w:tcPr/>
+          <w:tcPr>
+            <w:tcW w:w="2340" w:type="dxa"/>
+          </w:tcPr>
           <w:p>
             <w:r>
               <w:t xml:space="preserve">4</w:t>
@@ -1716,7 +2123,9 @@
           </w:p>
         </w:tc>
         <w:tc>
-          <w:tcPr/>
+          <w:tcPr>
+            <w:tcW w:w="2340" w:type="dxa"/>
+          </w:tcPr>
           <w:p>
             <w:r>
               <w:t xml:space="preserve">32</w:t>
@@ -1726,7 +2135,9 @@
       </w:tr>
       <w:tr>
         <w:tc>
-          <w:tcPr/>
+          <w:tcPr>
+            <w:tcW w:w="2340" w:type="dxa"/>
+          </w:tcPr>
           <w:p>
             <w:r>
               <w:t xml:space="preserve">Итого</w:t>
@@ -1734,7 +2145,9 @@
           </w:p>
         </w:tc>
         <w:tc>
-          <w:tcPr/>
+          <w:tcPr>
+            <w:tcW w:w="2340" w:type="dxa"/>
+          </w:tcPr>
           <w:p>
             <w:r>
               <w:t xml:space="preserve">88</w:t>
@@ -1742,7 +2155,9 @@
           </w:p>
         </w:tc>
         <w:tc>
-          <w:tcPr/>
+          <w:tcPr>
+            <w:tcW w:w="2340" w:type="dxa"/>
+          </w:tcPr>
           <w:p>
             <w:r>
               <w:t xml:space="preserve">—</w:t>
@@ -1750,7 +2165,9 @@
           </w:p>
         </w:tc>
         <w:tc>
-          <w:tcPr/>
+          <w:tcPr>
+            <w:tcW w:w="2340" w:type="dxa"/>
+          </w:tcPr>
           <w:p>
             <w:r>
               <w:t xml:space="preserve">308</w:t>
@@ -1771,6 +2188,7 @@
     </w:p>
     <w:tbl>
       <w:tblPr>
+        <w:tblW w:w="0" w:type="auto"/>
         <w:tblBorders>
           <w:top w:val="single" w:sz="4" w:space="0" w:color="808080"/>
           <w:left w:val="single" w:sz="4" w:space="0" w:color="808080"/>
@@ -1779,10 +2197,17 @@
           <w:insideH w:val="single" w:sz="4" w:space="0" w:color="808080"/>
           <w:insideV w:val="single" w:sz="4" w:space="0" w:color="808080"/>
         </w:tblBorders>
+        <w:tblLayout w:type="autofit"/>
       </w:tblPr>
-      <w:tr>
-        <w:tc>
-          <w:tcPr/>
+      <w:tblGrid>
+        <w:gridCol w:w="4680"/>
+        <w:gridCol w:w="4680"/>
+      </w:tblGrid>
+      <w:tr>
+        <w:tc>
+          <w:tcPr>
+            <w:tcW w:w="4680" w:type="dxa"/>
+          </w:tcPr>
           <w:p>
             <w:r>
               <w:t xml:space="preserve">Прямые на 2 клетки (4)</w:t>
@@ -1790,7 +2215,9 @@
           </w:p>
         </w:tc>
         <w:tc>
-          <w:tcPr/>
+          <w:tcPr>
+            <w:tcW w:w="4680" w:type="dxa"/>
+          </w:tcPr>
           <w:p>
             <w:r>
               <w:t xml:space="preserve">ЛЛ · ПП · ВВ · НН</w:t>
@@ -1800,7 +2227,9 @@
       </w:tr>
       <w:tr>
         <w:tc>
-          <w:tcPr/>
+          <w:tcPr>
+            <w:tcW w:w="4680" w:type="dxa"/>
+          </w:tcPr>
           <w:p>
             <w:r>
               <w:t xml:space="preserve">Прямые на 3 клетки (4)</w:t>
@@ -1808,7 +2237,9 @@
           </w:p>
         </w:tc>
         <w:tc>
-          <w:tcPr/>
+          <w:tcPr>
+            <w:tcW w:w="4680" w:type="dxa"/>
+          </w:tcPr>
           <w:p>
             <w:r>
               <w:t xml:space="preserve">ЛЛЛ · ППП · ВВВ · ННН</w:t>
@@ -1818,7 +2249,9 @@
       </w:tr>
       <w:tr>
         <w:tc>
-          <w:tcPr/>
+          <w:tcPr>
+            <w:tcW w:w="4680" w:type="dxa"/>
+          </w:tcPr>
           <w:p>
             <w:r>
               <w:t xml:space="preserve">Двойные (1+2) (4)</w:t>
@@ -1826,7 +2259,9 @@
           </w:p>
         </w:tc>
         <w:tc>
-          <w:tcPr/>
+          <w:tcPr>
+            <w:tcW w:w="4680" w:type="dxa"/>
+          </w:tcPr>
           <w:p>
             <w:r>
               <w:t xml:space="preserve">Л+ЛЛ · П+ПП · В+ВВ · Н+НН</w:t>
@@ -1836,7 +2271,9 @@
       </w:tr>
       <w:tr>
         <w:tc>
-          <w:tcPr/>
+          <w:tcPr>
+            <w:tcW w:w="4680" w:type="dxa"/>
+          </w:tcPr>
           <w:p>
             <w:r>
               <w:t xml:space="preserve">Обратные (1+2) (4)</w:t>
@@ -1844,7 +2281,9 @@
           </w:p>
         </w:tc>
         <w:tc>
-          <w:tcPr/>
+          <w:tcPr>
+            <w:tcW w:w="4680" w:type="dxa"/>
+          </w:tcPr>
           <w:p>
             <w:r>
               <w:t xml:space="preserve">ЛПП · ПЛЛ · ВНН · НВВ</w:t>
@@ -1854,7 +2293,9 @@
       </w:tr>
       <w:tr>
         <w:tc>
-          <w:tcPr/>
+          <w:tcPr>
+            <w:tcW w:w="4680" w:type="dxa"/>
+          </w:tcPr>
           <w:p>
             <w:r>
               <w:t xml:space="preserve">Г-образные (1+2) (8)</w:t>
@@ -1862,7 +2303,9 @@
           </w:p>
         </w:tc>
         <w:tc>
-          <w:tcPr/>
+          <w:tcPr>
+            <w:tcW w:w="4680" w:type="dxa"/>
+          </w:tcPr>
           <w:p>
             <w:r>
               <w:t xml:space="preserve">ЛВВ · ЛНН · ПВВ · ПНН · ВЛЛ · ВПП · НЛЛ · НПП</w:t>
@@ -1872,7 +2315,9 @@
       </w:tr>
       <w:tr>
         <w:tc>
-          <w:tcPr/>
+          <w:tcPr>
+            <w:tcW w:w="4680" w:type="dxa"/>
+          </w:tcPr>
           <w:p>
             <w:r>
               <w:t xml:space="preserve">Двойные (2+1) (4)</w:t>
@@ -1880,7 +2325,9 @@
           </w:p>
         </w:tc>
         <w:tc>
-          <w:tcPr/>
+          <w:tcPr>
+            <w:tcW w:w="4680" w:type="dxa"/>
+          </w:tcPr>
           <w:p>
             <w:r>
               <w:t xml:space="preserve">ЛЛ+Л · ПП+П · ВВ+В · НН+Н</w:t>
@@ -1890,7 +2337,9 @@
       </w:tr>
       <w:tr>
         <w:tc>
-          <w:tcPr/>
+          <w:tcPr>
+            <w:tcW w:w="4680" w:type="dxa"/>
+          </w:tcPr>
           <w:p>
             <w:r>
               <w:t xml:space="preserve">Обратные (2+1) (4)</w:t>
@@ -1898,7 +2347,9 @@
           </w:p>
         </w:tc>
         <w:tc>
-          <w:tcPr/>
+          <w:tcPr>
+            <w:tcW w:w="4680" w:type="dxa"/>
+          </w:tcPr>
           <w:p>
             <w:r>
               <w:t xml:space="preserve">ЛЛП · ППЛ · ВВН · ННВ</w:t>
@@ -1908,7 +2359,9 @@
       </w:tr>
       <w:tr>
         <w:tc>
-          <w:tcPr/>
+          <w:tcPr>
+            <w:tcW w:w="4680" w:type="dxa"/>
+          </w:tcPr>
           <w:p>
             <w:r>
               <w:t xml:space="preserve">Г-образные (2+1) (8)</w:t>
@@ -1916,7 +2369,9 @@
           </w:p>
         </w:tc>
         <w:tc>
-          <w:tcPr/>
+          <w:tcPr>
+            <w:tcW w:w="4680" w:type="dxa"/>
+          </w:tcPr>
           <w:p>
             <w:r>
               <w:t xml:space="preserve">ЛЛВ · ЛЛН · ППВ · ППН · ВВЛ · ВВП · ННЛ · ННП</w:t>
@@ -1926,7 +2381,9 @@
       </w:tr>
       <w:tr>
         <w:tc>
-          <w:tcPr/>
+          <w:tcPr>
+            <w:tcW w:w="4680" w:type="dxa"/>
+          </w:tcPr>
           <w:p>
             <w:r>
               <w:t xml:space="preserve">Прямые на 4 клетки (4)</w:t>
@@ -1934,7 +2391,9 @@
           </w:p>
         </w:tc>
         <w:tc>
-          <w:tcPr/>
+          <w:tcPr>
+            <w:tcW w:w="4680" w:type="dxa"/>
+          </w:tcPr>
           <w:p>
             <w:r>
               <w:t xml:space="preserve">ЛЛЛЛ · ПППП · ВВВВ · НННН</w:t>
@@ -1944,7 +2403,9 @@
       </w:tr>
       <w:tr>
         <w:tc>
-          <w:tcPr/>
+          <w:tcPr>
+            <w:tcW w:w="4680" w:type="dxa"/>
+          </w:tcPr>
           <w:p>
             <w:r>
               <w:t xml:space="preserve">Двойные (1+3) (4)</w:t>
@@ -1952,7 +2413,9 @@
           </w:p>
         </w:tc>
         <w:tc>
-          <w:tcPr/>
+          <w:tcPr>
+            <w:tcW w:w="4680" w:type="dxa"/>
+          </w:tcPr>
           <w:p>
             <w:r>
               <w:t xml:space="preserve">Л+ЛЛЛ · П+ППП · В+ВВВ · Н+ННН</w:t>
@@ -1962,7 +2425,9 @@
       </w:tr>
       <w:tr>
         <w:tc>
-          <w:tcPr/>
+          <w:tcPr>
+            <w:tcW w:w="4680" w:type="dxa"/>
+          </w:tcPr>
           <w:p>
             <w:r>
               <w:t xml:space="preserve">Обратные (1+3) (4)</w:t>
@@ -1970,7 +2435,9 @@
           </w:p>
         </w:tc>
         <w:tc>
-          <w:tcPr/>
+          <w:tcPr>
+            <w:tcW w:w="4680" w:type="dxa"/>
+          </w:tcPr>
           <w:p>
             <w:r>
               <w:t xml:space="preserve">ЛППП · ПЛЛЛ · ВННН · НВВВ</w:t>
@@ -1980,7 +2447,9 @@
       </w:tr>
       <w:tr>
         <w:tc>
-          <w:tcPr/>
+          <w:tcPr>
+            <w:tcW w:w="4680" w:type="dxa"/>
+          </w:tcPr>
           <w:p>
             <w:r>
               <w:t xml:space="preserve">Г-образные (1+3) (8)</w:t>
@@ -1988,7 +2457,9 @@
           </w:p>
         </w:tc>
         <w:tc>
-          <w:tcPr/>
+          <w:tcPr>
+            <w:tcW w:w="4680" w:type="dxa"/>
+          </w:tcPr>
           <w:p>
             <w:r>
               <w:t xml:space="preserve">ЛВВВ · ЛННН · ПВВВ · ПННН · ВЛЛЛ · ВППП · НЛЛЛ · НППП</w:t>
@@ -1998,7 +2469,9 @@
       </w:tr>
       <w:tr>
         <w:tc>
-          <w:tcPr/>
+          <w:tcPr>
+            <w:tcW w:w="4680" w:type="dxa"/>
+          </w:tcPr>
           <w:p>
             <w:r>
               <w:t xml:space="preserve">Двойные (2+2) (4)</w:t>
@@ -2006,7 +2479,9 @@
           </w:p>
         </w:tc>
         <w:tc>
-          <w:tcPr/>
+          <w:tcPr>
+            <w:tcW w:w="4680" w:type="dxa"/>
+          </w:tcPr>
           <w:p>
             <w:r>
               <w:t xml:space="preserve">ЛЛ+ЛЛ · ПП+ПП · ВВ+ВВ · НН+НН</w:t>
@@ -2016,7 +2491,9 @@
       </w:tr>
       <w:tr>
         <w:tc>
-          <w:tcPr/>
+          <w:tcPr>
+            <w:tcW w:w="4680" w:type="dxa"/>
+          </w:tcPr>
           <w:p>
             <w:r>
               <w:t xml:space="preserve">Г-образные (2+2) (8)</w:t>
@@ -2024,7 +2501,9 @@
           </w:p>
         </w:tc>
         <w:tc>
-          <w:tcPr/>
+          <w:tcPr>
+            <w:tcW w:w="4680" w:type="dxa"/>
+          </w:tcPr>
           <w:p>
             <w:r>
               <w:t xml:space="preserve">ЛЛВВ · ЛЛНН · ППВВ · ППНН · ВВЛЛ · ВВПП · ННЛЛ · ННПП</w:t>
@@ -2034,7 +2513,9 @@
       </w:tr>
       <w:tr>
         <w:tc>
-          <w:tcPr/>
+          <w:tcPr>
+            <w:tcW w:w="4680" w:type="dxa"/>
+          </w:tcPr>
           <w:p>
             <w:r>
               <w:t xml:space="preserve">Двойные (3+1) (4)</w:t>
@@ -2042,7 +2523,9 @@
           </w:p>
         </w:tc>
         <w:tc>
-          <w:tcPr/>
+          <w:tcPr>
+            <w:tcW w:w="4680" w:type="dxa"/>
+          </w:tcPr>
           <w:p>
             <w:r>
               <w:t xml:space="preserve">ЛЛЛ+Л · ППП+П · ВВВ+В · ННН+Н</w:t>
@@ -2052,7 +2535,9 @@
       </w:tr>
       <w:tr>
         <w:tc>
-          <w:tcPr/>
+          <w:tcPr>
+            <w:tcW w:w="4680" w:type="dxa"/>
+          </w:tcPr>
           <w:p>
             <w:r>
               <w:t xml:space="preserve">Обратные (3+1) (4)</w:t>
@@ -2060,7 +2545,9 @@
           </w:p>
         </w:tc>
         <w:tc>
-          <w:tcPr/>
+          <w:tcPr>
+            <w:tcW w:w="4680" w:type="dxa"/>
+          </w:tcPr>
           <w:p>
             <w:r>
               <w:t xml:space="preserve">ЛЛЛП · ПППЛ · ВВВН · НННВ</w:t>
@@ -2070,7 +2557,9 @@
       </w:tr>
       <w:tr>
         <w:tc>
-          <w:tcPr/>
+          <w:tcPr>
+            <w:tcW w:w="4680" w:type="dxa"/>
+          </w:tcPr>
           <w:p>
             <w:r>
               <w:t xml:space="preserve">Г-образные (3+1) (8)</w:t>
@@ -2078,7 +2567,9 @@
           </w:p>
         </w:tc>
         <w:tc>
-          <w:tcPr/>
+          <w:tcPr>
+            <w:tcW w:w="4680" w:type="dxa"/>
+          </w:tcPr>
           <w:p>
             <w:r>
               <w:t xml:space="preserve">ЛЛЛВ · ЛЛЛН · ПППВ · ПППН · ВВВЛ · ВВВП · НННЛ · НННП</w:t>
@@ -2143,6 +2634,7 @@
     </w:p>
     <w:tbl>
       <w:tblPr>
+        <w:tblW w:w="0" w:type="auto"/>
         <w:tblBorders>
           <w:top w:val="single" w:sz="4" w:space="0" w:color="808080"/>
           <w:left w:val="single" w:sz="4" w:space="0" w:color="808080"/>
@@ -2151,10 +2643,26 @@
           <w:insideH w:val="single" w:sz="4" w:space="0" w:color="808080"/>
           <w:insideV w:val="single" w:sz="4" w:space="0" w:color="808080"/>
         </w:tblBorders>
+        <w:tblLayout w:type="autofit"/>
       </w:tblPr>
-      <w:tr>
-        <w:tc>
-          <w:tcPr/>
+      <w:tblGrid>
+        <w:gridCol w:w="850"/>
+        <w:gridCol w:w="850"/>
+        <w:gridCol w:w="850"/>
+        <w:gridCol w:w="850"/>
+        <w:gridCol w:w="850"/>
+        <w:gridCol w:w="850"/>
+        <w:gridCol w:w="850"/>
+        <w:gridCol w:w="850"/>
+        <w:gridCol w:w="850"/>
+        <w:gridCol w:w="850"/>
+        <w:gridCol w:w="850"/>
+      </w:tblGrid>
+      <w:tr>
+        <w:tc>
+          <w:tcPr>
+            <w:tcW w:w="850" w:type="dxa"/>
+          </w:tcPr>
           <w:p>
             <w:r>
               <w:t xml:space="preserve"/>
@@ -2162,7 +2670,9 @@
           </w:p>
         </w:tc>
         <w:tc>
-          <w:tcPr/>
+          <w:tcPr>
+            <w:tcW w:w="850" w:type="dxa"/>
+          </w:tcPr>
           <w:p>
             <w:r>
               <w:t xml:space="preserve">Ст. 1</w:t>
@@ -2170,7 +2680,9 @@
           </w:p>
         </w:tc>
         <w:tc>
-          <w:tcPr/>
+          <w:tcPr>
+            <w:tcW w:w="850" w:type="dxa"/>
+          </w:tcPr>
           <w:p>
             <w:r>
               <w:t xml:space="preserve">Ст. 2</w:t>
@@ -2178,7 +2690,9 @@
           </w:p>
         </w:tc>
         <w:tc>
-          <w:tcPr/>
+          <w:tcPr>
+            <w:tcW w:w="850" w:type="dxa"/>
+          </w:tcPr>
           <w:p>
             <w:r>
               <w:t xml:space="preserve">Ст. 3</w:t>
@@ -2186,7 +2700,9 @@
           </w:p>
         </w:tc>
         <w:tc>
-          <w:tcPr/>
+          <w:tcPr>
+            <w:tcW w:w="850" w:type="dxa"/>
+          </w:tcPr>
           <w:p>
             <w:r>
               <w:t xml:space="preserve">Ст. 4</w:t>
@@ -2194,7 +2710,9 @@
           </w:p>
         </w:tc>
         <w:tc>
-          <w:tcPr/>
+          <w:tcPr>
+            <w:tcW w:w="850" w:type="dxa"/>
+          </w:tcPr>
           <w:p>
             <w:r>
               <w:t xml:space="preserve">Ст. 5</w:t>
@@ -2202,7 +2720,9 @@
           </w:p>
         </w:tc>
         <w:tc>
-          <w:tcPr/>
+          <w:tcPr>
+            <w:tcW w:w="850" w:type="dxa"/>
+          </w:tcPr>
           <w:p>
             <w:r>
               <w:t xml:space="preserve">Ст. 6</w:t>
@@ -2210,7 +2730,9 @@
           </w:p>
         </w:tc>
         <w:tc>
-          <w:tcPr/>
+          <w:tcPr>
+            <w:tcW w:w="850" w:type="dxa"/>
+          </w:tcPr>
           <w:p>
             <w:r>
               <w:t xml:space="preserve">Ст. 7</w:t>
@@ -2218,7 +2740,9 @@
           </w:p>
         </w:tc>
         <w:tc>
-          <w:tcPr/>
+          <w:tcPr>
+            <w:tcW w:w="850" w:type="dxa"/>
+          </w:tcPr>
           <w:p>
             <w:r>
               <w:t xml:space="preserve">Ст. 8</w:t>
@@ -2226,7 +2750,9 @@
           </w:p>
         </w:tc>
         <w:tc>
-          <w:tcPr/>
+          <w:tcPr>
+            <w:tcW w:w="850" w:type="dxa"/>
+          </w:tcPr>
           <w:p>
             <w:r>
               <w:t xml:space="preserve">Ст. 9</w:t>
@@ -2234,7 +2760,9 @@
           </w:p>
         </w:tc>
         <w:tc>
-          <w:tcPr/>
+          <w:tcPr>
+            <w:tcW w:w="850" w:type="dxa"/>
+          </w:tcPr>
           <w:p>
             <w:r>
               <w:t xml:space="preserve">Ст. 10</w:t>
@@ -2244,7 +2772,9 @@
       </w:tr>
       <w:tr>
         <w:tc>
-          <w:tcPr/>
+          <w:tcPr>
+            <w:tcW w:w="850" w:type="dxa"/>
+          </w:tcPr>
           <w:p>
             <w:r>
               <w:t xml:space="preserve">Строка 1</w:t>
@@ -2252,7 +2782,9 @@
           </w:p>
         </w:tc>
         <w:tc>
-          <w:tcPr/>
+          <w:tcPr>
+            <w:tcW w:w="850" w:type="dxa"/>
+          </w:tcPr>
           <w:p>
             <w:r>
               <w:t xml:space="preserve">34</w:t>
@@ -2260,7 +2792,9 @@
           </w:p>
         </w:tc>
         <w:tc>
-          <w:tcPr/>
+          <w:tcPr>
+            <w:tcW w:w="850" w:type="dxa"/>
+          </w:tcPr>
           <w:p>
             <w:r>
               <w:t xml:space="preserve">40</w:t>
@@ -2268,7 +2802,9 @@
           </w:p>
         </w:tc>
         <w:tc>
-          <w:tcPr/>
+          <w:tcPr>
+            <w:tcW w:w="850" w:type="dxa"/>
+          </w:tcPr>
           <w:p>
             <w:r>
               <w:t xml:space="preserve">47</w:t>
@@ -2276,7 +2812,9 @@
           </w:p>
         </w:tc>
         <w:tc>
-          <w:tcPr/>
+          <w:tcPr>
+            <w:tcW w:w="850" w:type="dxa"/>
+          </w:tcPr>
           <w:p>
             <w:r>
               <w:t xml:space="preserve">52</w:t>
@@ -2284,7 +2822,9 @@
           </w:p>
         </w:tc>
         <w:tc>
-          <w:tcPr/>
+          <w:tcPr>
+            <w:tcW w:w="850" w:type="dxa"/>
+          </w:tcPr>
           <w:p>
             <w:r>
               <w:t xml:space="preserve">56</w:t>
@@ -2292,7 +2832,9 @@
           </w:p>
         </w:tc>
         <w:tc>
-          <w:tcPr/>
+          <w:tcPr>
+            <w:tcW w:w="850" w:type="dxa"/>
+          </w:tcPr>
           <w:p>
             <w:r>
               <w:t xml:space="preserve">56</w:t>
@@ -2300,7 +2842,9 @@
           </w:p>
         </w:tc>
         <w:tc>
-          <w:tcPr/>
+          <w:tcPr>
+            <w:tcW w:w="850" w:type="dxa"/>
+          </w:tcPr>
           <w:p>
             <w:r>
               <w:t xml:space="preserve">52</w:t>
@@ -2308,7 +2852,9 @@
           </w:p>
         </w:tc>
         <w:tc>
-          <w:tcPr/>
+          <w:tcPr>
+            <w:tcW w:w="850" w:type="dxa"/>
+          </w:tcPr>
           <w:p>
             <w:r>
               <w:t xml:space="preserve">47</w:t>
@@ -2316,7 +2862,9 @@
           </w:p>
         </w:tc>
         <w:tc>
-          <w:tcPr/>
+          <w:tcPr>
+            <w:tcW w:w="850" w:type="dxa"/>
+          </w:tcPr>
           <w:p>
             <w:r>
               <w:t xml:space="preserve">40</w:t>
@@ -2324,7 +2872,9 @@
           </w:p>
         </w:tc>
         <w:tc>
-          <w:tcPr/>
+          <w:tcPr>
+            <w:tcW w:w="850" w:type="dxa"/>
+          </w:tcPr>
           <w:p>
             <w:r>
               <w:t xml:space="preserve">34</w:t>
@@ -2334,7 +2884,9 @@
       </w:tr>
       <w:tr>
         <w:tc>
-          <w:tcPr/>
+          <w:tcPr>
+            <w:tcW w:w="850" w:type="dxa"/>
+          </w:tcPr>
           <w:p>
             <w:r>
               <w:t xml:space="preserve">Строка 2</w:t>
@@ -2342,7 +2894,9 @@
           </w:p>
         </w:tc>
         <w:tc>
-          <w:tcPr/>
+          <w:tcPr>
+            <w:tcW w:w="850" w:type="dxa"/>
+          </w:tcPr>
           <w:p>
             <w:r>
               <w:t xml:space="preserve">40</w:t>
@@ -2350,7 +2904,9 @@
           </w:p>
         </w:tc>
         <w:tc>
-          <w:tcPr/>
+          <w:tcPr>
+            <w:tcW w:w="850" w:type="dxa"/>
+          </w:tcPr>
           <w:p>
             <w:r>
               <w:t xml:space="preserve">46</w:t>
@@ -2358,7 +2914,9 @@
           </w:p>
         </w:tc>
         <w:tc>
-          <w:tcPr/>
+          <w:tcPr>
+            <w:tcW w:w="850" w:type="dxa"/>
+          </w:tcPr>
           <w:p>
             <w:r>
               <w:t xml:space="preserve">55</w:t>
@@ -2366,7 +2924,9 @@
           </w:p>
         </w:tc>
         <w:tc>
-          <w:tcPr/>
+          <w:tcPr>
+            <w:tcW w:w="850" w:type="dxa"/>
+          </w:tcPr>
           <w:p>
             <w:r>
               <w:t xml:space="preserve">62</w:t>
@@ -2374,7 +2934,9 @@
           </w:p>
         </w:tc>
         <w:tc>
-          <w:tcPr/>
+          <w:tcPr>
+            <w:tcW w:w="850" w:type="dxa"/>
+          </w:tcPr>
           <w:p>
             <w:r>
               <w:t xml:space="preserve">66</w:t>
@@ -2382,7 +2944,9 @@
           </w:p>
         </w:tc>
         <w:tc>
-          <w:tcPr/>
+          <w:tcPr>
+            <w:tcW w:w="850" w:type="dxa"/>
+          </w:tcPr>
           <w:p>
             <w:r>
               <w:t xml:space="preserve">66</w:t>
@@ -2390,7 +2954,9 @@
           </w:p>
         </w:tc>
         <w:tc>
-          <w:tcPr/>
+          <w:tcPr>
+            <w:tcW w:w="850" w:type="dxa"/>
+          </w:tcPr>
           <w:p>
             <w:r>
               <w:t xml:space="preserve">62</w:t>
@@ -2398,7 +2964,9 @@
           </w:p>
         </w:tc>
         <w:tc>
-          <w:tcPr/>
+          <w:tcPr>
+            <w:tcW w:w="850" w:type="dxa"/>
+          </w:tcPr>
           <w:p>
             <w:r>
               <w:t xml:space="preserve">55</w:t>
@@ -2406,7 +2974,9 @@
           </w:p>
         </w:tc>
         <w:tc>
-          <w:tcPr/>
+          <w:tcPr>
+            <w:tcW w:w="850" w:type="dxa"/>
+          </w:tcPr>
           <w:p>
             <w:r>
               <w:t xml:space="preserve">46</w:t>
@@ -2414,7 +2984,9 @@
           </w:p>
         </w:tc>
         <w:tc>
-          <w:tcPr/>
+          <w:tcPr>
+            <w:tcW w:w="850" w:type="dxa"/>
+          </w:tcPr>
           <w:p>
             <w:r>
               <w:t xml:space="preserve">40</w:t>
@@ -2424,7 +2996,9 @@
       </w:tr>
       <w:tr>
         <w:tc>
-          <w:tcPr/>
+          <w:tcPr>
+            <w:tcW w:w="850" w:type="dxa"/>
+          </w:tcPr>
           <w:p>
             <w:r>
               <w:t xml:space="preserve">Строка 3</w:t>
@@ -2432,7 +3006,9 @@
           </w:p>
         </w:tc>
         <w:tc>
-          <w:tcPr/>
+          <w:tcPr>
+            <w:tcW w:w="850" w:type="dxa"/>
+          </w:tcPr>
           <w:p>
             <w:r>
               <w:t xml:space="preserve">47</w:t>
@@ -2440,7 +3016,9 @@
           </w:p>
         </w:tc>
         <w:tc>
-          <w:tcPr/>
+          <w:tcPr>
+            <w:tcW w:w="850" w:type="dxa"/>
+          </w:tcPr>
           <w:p>
             <w:r>
               <w:t xml:space="preserve">55</w:t>
@@ -2448,7 +3026,9 @@
           </w:p>
         </w:tc>
         <w:tc>
-          <w:tcPr/>
+          <w:tcPr>
+            <w:tcW w:w="850" w:type="dxa"/>
+          </w:tcPr>
           <w:p>
             <w:r>
               <w:t xml:space="preserve">66</w:t>
@@ -2456,7 +3036,9 @@
           </w:p>
         </w:tc>
         <w:tc>
-          <w:tcPr/>
+          <w:tcPr>
+            <w:tcW w:w="850" w:type="dxa"/>
+          </w:tcPr>
           <w:p>
             <w:r>
               <w:t xml:space="preserve">73</w:t>
@@ -2464,7 +3046,9 @@
           </w:p>
         </w:tc>
         <w:tc>
-          <w:tcPr/>
+          <w:tcPr>
+            <w:tcW w:w="850" w:type="dxa"/>
+          </w:tcPr>
           <w:p>
             <w:r>
               <w:t xml:space="preserve">77</w:t>
@@ -2472,7 +3056,9 @@
           </w:p>
         </w:tc>
         <w:tc>
-          <w:tcPr/>
+          <w:tcPr>
+            <w:tcW w:w="850" w:type="dxa"/>
+          </w:tcPr>
           <w:p>
             <w:r>
               <w:t xml:space="preserve">77</w:t>
@@ -2480,7 +3066,9 @@
           </w:p>
         </w:tc>
         <w:tc>
-          <w:tcPr/>
+          <w:tcPr>
+            <w:tcW w:w="850" w:type="dxa"/>
+          </w:tcPr>
           <w:p>
             <w:r>
               <w:t xml:space="preserve">73</w:t>
@@ -2488,7 +3076,9 @@
           </w:p>
         </w:tc>
         <w:tc>
-          <w:tcPr/>
+          <w:tcPr>
+            <w:tcW w:w="850" w:type="dxa"/>
+          </w:tcPr>
           <w:p>
             <w:r>
               <w:t xml:space="preserve">66</w:t>
@@ -2496,7 +3086,9 @@
           </w:p>
         </w:tc>
         <w:tc>
-          <w:tcPr/>
+          <w:tcPr>
+            <w:tcW w:w="850" w:type="dxa"/>
+          </w:tcPr>
           <w:p>
             <w:r>
               <w:t xml:space="preserve">55</w:t>
@@ -2504,7 +3096,9 @@
           </w:p>
         </w:tc>
         <w:tc>
-          <w:tcPr/>
+          <w:tcPr>
+            <w:tcW w:w="850" w:type="dxa"/>
+          </w:tcPr>
           <w:p>
             <w:r>
               <w:t xml:space="preserve">47</w:t>
@@ -2514,7 +3108,9 @@
       </w:tr>
       <w:tr>
         <w:tc>
-          <w:tcPr/>
+          <w:tcPr>
+            <w:tcW w:w="850" w:type="dxa"/>
+          </w:tcPr>
           <w:p>
             <w:r>
               <w:t xml:space="preserve">Строка 4</w:t>
@@ -2522,7 +3118,9 @@
           </w:p>
         </w:tc>
         <w:tc>
-          <w:tcPr/>
+          <w:tcPr>
+            <w:tcW w:w="850" w:type="dxa"/>
+          </w:tcPr>
           <w:p>
             <w:r>
               <w:t xml:space="preserve">52</w:t>
@@ -2530,7 +3128,9 @@
           </w:p>
         </w:tc>
         <w:tc>
-          <w:tcPr/>
+          <w:tcPr>
+            <w:tcW w:w="850" w:type="dxa"/>
+          </w:tcPr>
           <w:p>
             <w:r>
               <w:t xml:space="preserve">62</w:t>
@@ -2538,7 +3138,9 @@
           </w:p>
         </w:tc>
         <w:tc>
-          <w:tcPr/>
+          <w:tcPr>
+            <w:tcW w:w="850" w:type="dxa"/>
+          </w:tcPr>
           <w:p>
             <w:r>
               <w:t xml:space="preserve">73</w:t>
@@ -2546,7 +3148,9 @@
           </w:p>
         </w:tc>
         <w:tc>
-          <w:tcPr/>
+          <w:tcPr>
+            <w:tcW w:w="850" w:type="dxa"/>
+          </w:tcPr>
           <w:p>
             <w:r>
               <w:t xml:space="preserve">80</w:t>
@@ -2554,7 +3158,9 @@
           </w:p>
         </w:tc>
         <w:tc>
-          <w:tcPr/>
+          <w:tcPr>
+            <w:tcW w:w="850" w:type="dxa"/>
+          </w:tcPr>
           <w:p>
             <w:r>
               <w:t xml:space="preserve">84</w:t>
@@ -2562,7 +3168,9 @@
           </w:p>
         </w:tc>
         <w:tc>
-          <w:tcPr/>
+          <w:tcPr>
+            <w:tcW w:w="850" w:type="dxa"/>
+          </w:tcPr>
           <w:p>
             <w:r>
               <w:t xml:space="preserve">84</w:t>
@@ -2570,7 +3178,9 @@
           </w:p>
         </w:tc>
         <w:tc>
-          <w:tcPr/>
+          <w:tcPr>
+            <w:tcW w:w="850" w:type="dxa"/>
+          </w:tcPr>
           <w:p>
             <w:r>
               <w:t xml:space="preserve">80</w:t>
@@ -2578,7 +3188,9 @@
           </w:p>
         </w:tc>
         <w:tc>
-          <w:tcPr/>
+          <w:tcPr>
+            <w:tcW w:w="850" w:type="dxa"/>
+          </w:tcPr>
           <w:p>
             <w:r>
               <w:t xml:space="preserve">73</w:t>
@@ -2586,7 +3198,9 @@
           </w:p>
         </w:tc>
         <w:tc>
-          <w:tcPr/>
+          <w:tcPr>
+            <w:tcW w:w="850" w:type="dxa"/>
+          </w:tcPr>
           <w:p>
             <w:r>
               <w:t xml:space="preserve">62</w:t>
@@ -2594,7 +3208,9 @@
           </w:p>
         </w:tc>
         <w:tc>
-          <w:tcPr/>
+          <w:tcPr>
+            <w:tcW w:w="850" w:type="dxa"/>
+          </w:tcPr>
           <w:p>
             <w:r>
               <w:t xml:space="preserve">52</w:t>
@@ -2604,7 +3220,9 @@
       </w:tr>
       <w:tr>
         <w:tc>
-          <w:tcPr/>
+          <w:tcPr>
+            <w:tcW w:w="850" w:type="dxa"/>
+          </w:tcPr>
           <w:p>
             <w:r>
               <w:t xml:space="preserve">Строка 5</w:t>
@@ -2612,7 +3230,9 @@
           </w:p>
         </w:tc>
         <w:tc>
-          <w:tcPr/>
+          <w:tcPr>
+            <w:tcW w:w="850" w:type="dxa"/>
+          </w:tcPr>
           <w:p>
             <w:r>
               <w:t xml:space="preserve">56</w:t>
@@ -2620,7 +3240,9 @@
           </w:p>
         </w:tc>
         <w:tc>
-          <w:tcPr/>
+          <w:tcPr>
+            <w:tcW w:w="850" w:type="dxa"/>
+          </w:tcPr>
           <w:p>
             <w:r>
               <w:t xml:space="preserve">66</w:t>
@@ -2628,7 +3250,9 @@
           </w:p>
         </w:tc>
         <w:tc>
-          <w:tcPr/>
+          <w:tcPr>
+            <w:tcW w:w="850" w:type="dxa"/>
+          </w:tcPr>
           <w:p>
             <w:r>
               <w:t xml:space="preserve">77</w:t>
@@ -2636,7 +3260,9 @@
           </w:p>
         </w:tc>
         <w:tc>
-          <w:tcPr/>
+          <w:tcPr>
+            <w:tcW w:w="850" w:type="dxa"/>
+          </w:tcPr>
           <w:p>
             <w:r>
               <w:t xml:space="preserve">84</w:t>
@@ -2644,7 +3270,9 @@
           </w:p>
         </w:tc>
         <w:tc>
-          <w:tcPr/>
+          <w:tcPr>
+            <w:tcW w:w="850" w:type="dxa"/>
+          </w:tcPr>
           <w:p>
             <w:r>
               <w:t xml:space="preserve">88</w:t>
@@ -2652,7 +3280,9 @@
           </w:p>
         </w:tc>
         <w:tc>
-          <w:tcPr/>
+          <w:tcPr>
+            <w:tcW w:w="850" w:type="dxa"/>
+          </w:tcPr>
           <w:p>
             <w:r>
               <w:t xml:space="preserve">88</w:t>
@@ -2660,7 +3290,9 @@
           </w:p>
         </w:tc>
         <w:tc>
-          <w:tcPr/>
+          <w:tcPr>
+            <w:tcW w:w="850" w:type="dxa"/>
+          </w:tcPr>
           <w:p>
             <w:r>
               <w:t xml:space="preserve">84</w:t>
@@ -2668,7 +3300,9 @@
           </w:p>
         </w:tc>
         <w:tc>
-          <w:tcPr/>
+          <w:tcPr>
+            <w:tcW w:w="850" w:type="dxa"/>
+          </w:tcPr>
           <w:p>
             <w:r>
               <w:t xml:space="preserve">77</w:t>
@@ -2676,7 +3310,9 @@
           </w:p>
         </w:tc>
         <w:tc>
-          <w:tcPr/>
+          <w:tcPr>
+            <w:tcW w:w="850" w:type="dxa"/>
+          </w:tcPr>
           <w:p>
             <w:r>
               <w:t xml:space="preserve">66</w:t>
@@ -2684,7 +3320,9 @@
           </w:p>
         </w:tc>
         <w:tc>
-          <w:tcPr/>
+          <w:tcPr>
+            <w:tcW w:w="850" w:type="dxa"/>
+          </w:tcPr>
           <w:p>
             <w:r>
               <w:t xml:space="preserve">56</w:t>
@@ -2694,7 +3332,9 @@
       </w:tr>
       <w:tr>
         <w:tc>
-          <w:tcPr/>
+          <w:tcPr>
+            <w:tcW w:w="850" w:type="dxa"/>
+          </w:tcPr>
           <w:p>
             <w:r>
               <w:t xml:space="preserve">Строка 6</w:t>
@@ -2702,7 +3342,9 @@
           </w:p>
         </w:tc>
         <w:tc>
-          <w:tcPr/>
+          <w:tcPr>
+            <w:tcW w:w="850" w:type="dxa"/>
+          </w:tcPr>
           <w:p>
             <w:r>
               <w:t xml:space="preserve">56</w:t>
@@ -2710,7 +3352,9 @@
           </w:p>
         </w:tc>
         <w:tc>
-          <w:tcPr/>
+          <w:tcPr>
+            <w:tcW w:w="850" w:type="dxa"/>
+          </w:tcPr>
           <w:p>
             <w:r>
               <w:t xml:space="preserve">66</w:t>
@@ -2718,7 +3362,9 @@
           </w:p>
         </w:tc>
         <w:tc>
-          <w:tcPr/>
+          <w:tcPr>
+            <w:tcW w:w="850" w:type="dxa"/>
+          </w:tcPr>
           <w:p>
             <w:r>
               <w:t xml:space="preserve">77</w:t>
@@ -2726,7 +3372,9 @@
           </w:p>
         </w:tc>
         <w:tc>
-          <w:tcPr/>
+          <w:tcPr>
+            <w:tcW w:w="850" w:type="dxa"/>
+          </w:tcPr>
           <w:p>
             <w:r>
               <w:t xml:space="preserve">84</w:t>
@@ -2734,7 +3382,9 @@
           </w:p>
         </w:tc>
         <w:tc>
-          <w:tcPr/>
+          <w:tcPr>
+            <w:tcW w:w="850" w:type="dxa"/>
+          </w:tcPr>
           <w:p>
             <w:r>
               <w:t xml:space="preserve">88</w:t>
@@ -2742,7 +3392,9 @@
           </w:p>
         </w:tc>
         <w:tc>
-          <w:tcPr/>
+          <w:tcPr>
+            <w:tcW w:w="850" w:type="dxa"/>
+          </w:tcPr>
           <w:p>
             <w:r>
               <w:t xml:space="preserve">88</w:t>
@@ -2750,7 +3402,9 @@
           </w:p>
         </w:tc>
         <w:tc>
-          <w:tcPr/>
+          <w:tcPr>
+            <w:tcW w:w="850" w:type="dxa"/>
+          </w:tcPr>
           <w:p>
             <w:r>
               <w:t xml:space="preserve">84</w:t>
@@ -2758,7 +3412,9 @@
           </w:p>
         </w:tc>
         <w:tc>
-          <w:tcPr/>
+          <w:tcPr>
+            <w:tcW w:w="850" w:type="dxa"/>
+          </w:tcPr>
           <w:p>
             <w:r>
               <w:t xml:space="preserve">77</w:t>
@@ -2766,7 +3422,9 @@
           </w:p>
         </w:tc>
         <w:tc>
-          <w:tcPr/>
+          <w:tcPr>
+            <w:tcW w:w="850" w:type="dxa"/>
+          </w:tcPr>
           <w:p>
             <w:r>
               <w:t xml:space="preserve">66</w:t>
@@ -2774,7 +3432,9 @@
           </w:p>
         </w:tc>
         <w:tc>
-          <w:tcPr/>
+          <w:tcPr>
+            <w:tcW w:w="850" w:type="dxa"/>
+          </w:tcPr>
           <w:p>
             <w:r>
               <w:t xml:space="preserve">56</w:t>
@@ -2784,7 +3444,9 @@
       </w:tr>
       <w:tr>
         <w:tc>
-          <w:tcPr/>
+          <w:tcPr>
+            <w:tcW w:w="850" w:type="dxa"/>
+          </w:tcPr>
           <w:p>
             <w:r>
               <w:t xml:space="preserve">Строка 7</w:t>
@@ -2792,7 +3454,9 @@
           </w:p>
         </w:tc>
         <w:tc>
-          <w:tcPr/>
+          <w:tcPr>
+            <w:tcW w:w="850" w:type="dxa"/>
+          </w:tcPr>
           <w:p>
             <w:r>
               <w:t xml:space="preserve">52</w:t>
@@ -2800,7 +3464,9 @@
           </w:p>
         </w:tc>
         <w:tc>
-          <w:tcPr/>
+          <w:tcPr>
+            <w:tcW w:w="850" w:type="dxa"/>
+          </w:tcPr>
           <w:p>
             <w:r>
               <w:t xml:space="preserve">62</w:t>
@@ -2808,7 +3474,9 @@
           </w:p>
         </w:tc>
         <w:tc>
-          <w:tcPr/>
+          <w:tcPr>
+            <w:tcW w:w="850" w:type="dxa"/>
+          </w:tcPr>
           <w:p>
             <w:r>
               <w:t xml:space="preserve">73</w:t>
@@ -2816,7 +3484,9 @@
           </w:p>
         </w:tc>
         <w:tc>
-          <w:tcPr/>
+          <w:tcPr>
+            <w:tcW w:w="850" w:type="dxa"/>
+          </w:tcPr>
           <w:p>
             <w:r>
               <w:t xml:space="preserve">80</w:t>
@@ -2824,7 +3494,9 @@
           </w:p>
         </w:tc>
         <w:tc>
-          <w:tcPr/>
+          <w:tcPr>
+            <w:tcW w:w="850" w:type="dxa"/>
+          </w:tcPr>
           <w:p>
             <w:r>
               <w:t xml:space="preserve">84</w:t>
@@ -2832,7 +3504,9 @@
           </w:p>
         </w:tc>
         <w:tc>
-          <w:tcPr/>
+          <w:tcPr>
+            <w:tcW w:w="850" w:type="dxa"/>
+          </w:tcPr>
           <w:p>
             <w:r>
               <w:t xml:space="preserve">84</w:t>
@@ -2840,7 +3514,9 @@
           </w:p>
         </w:tc>
         <w:tc>
-          <w:tcPr/>
+          <w:tcPr>
+            <w:tcW w:w="850" w:type="dxa"/>
+          </w:tcPr>
           <w:p>
             <w:r>
               <w:t xml:space="preserve">80</w:t>
@@ -2848,7 +3524,9 @@
           </w:p>
         </w:tc>
         <w:tc>
-          <w:tcPr/>
+          <w:tcPr>
+            <w:tcW w:w="850" w:type="dxa"/>
+          </w:tcPr>
           <w:p>
             <w:r>
               <w:t xml:space="preserve">73</w:t>
@@ -2856,7 +3534,9 @@
           </w:p>
         </w:tc>
         <w:tc>
-          <w:tcPr/>
+          <w:tcPr>
+            <w:tcW w:w="850" w:type="dxa"/>
+          </w:tcPr>
           <w:p>
             <w:r>
               <w:t xml:space="preserve">62</w:t>
@@ -2864,7 +3544,9 @@
           </w:p>
         </w:tc>
         <w:tc>
-          <w:tcPr/>
+          <w:tcPr>
+            <w:tcW w:w="850" w:type="dxa"/>
+          </w:tcPr>
           <w:p>
             <w:r>
               <w:t xml:space="preserve">52</w:t>
@@ -2874,7 +3556,9 @@
       </w:tr>
       <w:tr>
         <w:tc>
-          <w:tcPr/>
+          <w:tcPr>
+            <w:tcW w:w="850" w:type="dxa"/>
+          </w:tcPr>
           <w:p>
             <w:r>
               <w:t xml:space="preserve">Строка 8</w:t>
@@ -2882,7 +3566,9 @@
           </w:p>
         </w:tc>
         <w:tc>
-          <w:tcPr/>
+          <w:tcPr>
+            <w:tcW w:w="850" w:type="dxa"/>
+          </w:tcPr>
           <w:p>
             <w:r>
               <w:t xml:space="preserve">47</w:t>
@@ -2890,7 +3576,9 @@
           </w:p>
         </w:tc>
         <w:tc>
-          <w:tcPr/>
+          <w:tcPr>
+            <w:tcW w:w="850" w:type="dxa"/>
+          </w:tcPr>
           <w:p>
             <w:r>
               <w:t xml:space="preserve">55</w:t>
@@ -2898,7 +3586,9 @@
           </w:p>
         </w:tc>
         <w:tc>
-          <w:tcPr/>
+          <w:tcPr>
+            <w:tcW w:w="850" w:type="dxa"/>
+          </w:tcPr>
           <w:p>
             <w:r>
               <w:t xml:space="preserve">66</w:t>
@@ -2906,7 +3596,9 @@
           </w:p>
         </w:tc>
         <w:tc>
-          <w:tcPr/>
+          <w:tcPr>
+            <w:tcW w:w="850" w:type="dxa"/>
+          </w:tcPr>
           <w:p>
             <w:r>
               <w:t xml:space="preserve">73</w:t>
@@ -2914,7 +3606,9 @@
           </w:p>
         </w:tc>
         <w:tc>
-          <w:tcPr/>
+          <w:tcPr>
+            <w:tcW w:w="850" w:type="dxa"/>
+          </w:tcPr>
           <w:p>
             <w:r>
               <w:t xml:space="preserve">77</w:t>
@@ -2922,7 +3616,9 @@
           </w:p>
         </w:tc>
         <w:tc>
-          <w:tcPr/>
+          <w:tcPr>
+            <w:tcW w:w="850" w:type="dxa"/>
+          </w:tcPr>
           <w:p>
             <w:r>
               <w:t xml:space="preserve">77</w:t>
@@ -2930,7 +3626,9 @@
           </w:p>
         </w:tc>
         <w:tc>
-          <w:tcPr/>
+          <w:tcPr>
+            <w:tcW w:w="850" w:type="dxa"/>
+          </w:tcPr>
           <w:p>
             <w:r>
               <w:t xml:space="preserve">73</w:t>
@@ -2938,7 +3636,9 @@
           </w:p>
         </w:tc>
         <w:tc>
-          <w:tcPr/>
+          <w:tcPr>
+            <w:tcW w:w="850" w:type="dxa"/>
+          </w:tcPr>
           <w:p>
             <w:r>
               <w:t xml:space="preserve">66</w:t>
@@ -2946,7 +3646,9 @@
           </w:p>
         </w:tc>
         <w:tc>
-          <w:tcPr/>
+          <w:tcPr>
+            <w:tcW w:w="850" w:type="dxa"/>
+          </w:tcPr>
           <w:p>
             <w:r>
               <w:t xml:space="preserve">55</w:t>
@@ -2954,7 +3656,9 @@
           </w:p>
         </w:tc>
         <w:tc>
-          <w:tcPr/>
+          <w:tcPr>
+            <w:tcW w:w="850" w:type="dxa"/>
+          </w:tcPr>
           <w:p>
             <w:r>
               <w:t xml:space="preserve">47</w:t>
@@ -2964,7 +3668,9 @@
       </w:tr>
       <w:tr>
         <w:tc>
-          <w:tcPr/>
+          <w:tcPr>
+            <w:tcW w:w="850" w:type="dxa"/>
+          </w:tcPr>
           <w:p>
             <w:r>
               <w:t xml:space="preserve">Строка 9</w:t>
@@ -2972,7 +3678,9 @@
           </w:p>
         </w:tc>
         <w:tc>
-          <w:tcPr/>
+          <w:tcPr>
+            <w:tcW w:w="850" w:type="dxa"/>
+          </w:tcPr>
           <w:p>
             <w:r>
               <w:t xml:space="preserve">40</w:t>
@@ -2980,7 +3688,9 @@
           </w:p>
         </w:tc>
         <w:tc>
-          <w:tcPr/>
+          <w:tcPr>
+            <w:tcW w:w="850" w:type="dxa"/>
+          </w:tcPr>
           <w:p>
             <w:r>
               <w:t xml:space="preserve">46</w:t>
@@ -2988,7 +3698,9 @@
           </w:p>
         </w:tc>
         <w:tc>
-          <w:tcPr/>
+          <w:tcPr>
+            <w:tcW w:w="850" w:type="dxa"/>
+          </w:tcPr>
           <w:p>
             <w:r>
               <w:t xml:space="preserve">55</w:t>
@@ -2996,7 +3708,9 @@
           </w:p>
         </w:tc>
         <w:tc>
-          <w:tcPr/>
+          <w:tcPr>
+            <w:tcW w:w="850" w:type="dxa"/>
+          </w:tcPr>
           <w:p>
             <w:r>
               <w:t xml:space="preserve">62</w:t>
@@ -3004,7 +3718,9 @@
           </w:p>
         </w:tc>
         <w:tc>
-          <w:tcPr/>
+          <w:tcPr>
+            <w:tcW w:w="850" w:type="dxa"/>
+          </w:tcPr>
           <w:p>
             <w:r>
               <w:t xml:space="preserve">66</w:t>
@@ -3012,7 +3728,9 @@
           </w:p>
         </w:tc>
         <w:tc>
-          <w:tcPr/>
+          <w:tcPr>
+            <w:tcW w:w="850" w:type="dxa"/>
+          </w:tcPr>
           <w:p>
             <w:r>
               <w:t xml:space="preserve">66</w:t>
@@ -3020,7 +3738,9 @@
           </w:p>
         </w:tc>
         <w:tc>
-          <w:tcPr/>
+          <w:tcPr>
+            <w:tcW w:w="850" w:type="dxa"/>
+          </w:tcPr>
           <w:p>
             <w:r>
               <w:t xml:space="preserve">62</w:t>
@@ -3028,7 +3748,9 @@
           </w:p>
         </w:tc>
         <w:tc>
-          <w:tcPr/>
+          <w:tcPr>
+            <w:tcW w:w="850" w:type="dxa"/>
+          </w:tcPr>
           <w:p>
             <w:r>
               <w:t xml:space="preserve">55</w:t>
@@ -3036,7 +3758,9 @@
           </w:p>
         </w:tc>
         <w:tc>
-          <w:tcPr/>
+          <w:tcPr>
+            <w:tcW w:w="850" w:type="dxa"/>
+          </w:tcPr>
           <w:p>
             <w:r>
               <w:t xml:space="preserve">46</w:t>
@@ -3044,7 +3768,9 @@
           </w:p>
         </w:tc>
         <w:tc>
-          <w:tcPr/>
+          <w:tcPr>
+            <w:tcW w:w="850" w:type="dxa"/>
+          </w:tcPr>
           <w:p>
             <w:r>
               <w:t xml:space="preserve">40</w:t>
@@ -3054,7 +3780,9 @@
       </w:tr>
       <w:tr>
         <w:tc>
-          <w:tcPr/>
+          <w:tcPr>
+            <w:tcW w:w="850" w:type="dxa"/>
+          </w:tcPr>
           <w:p>
             <w:r>
               <w:t xml:space="preserve">Строка 10</w:t>
@@ -3062,7 +3790,9 @@
           </w:p>
         </w:tc>
         <w:tc>
-          <w:tcPr/>
+          <w:tcPr>
+            <w:tcW w:w="850" w:type="dxa"/>
+          </w:tcPr>
           <w:p>
             <w:r>
               <w:t xml:space="preserve">34</w:t>
@@ -3070,7 +3800,9 @@
           </w:p>
         </w:tc>
         <w:tc>
-          <w:tcPr/>
+          <w:tcPr>
+            <w:tcW w:w="850" w:type="dxa"/>
+          </w:tcPr>
           <w:p>
             <w:r>
               <w:t xml:space="preserve">40</w:t>
@@ -3078,7 +3810,9 @@
           </w:p>
         </w:tc>
         <w:tc>
-          <w:tcPr/>
+          <w:tcPr>
+            <w:tcW w:w="850" w:type="dxa"/>
+          </w:tcPr>
           <w:p>
             <w:r>
               <w:t xml:space="preserve">47</w:t>
@@ -3086,7 +3820,9 @@
           </w:p>
         </w:tc>
         <w:tc>
-          <w:tcPr/>
+          <w:tcPr>
+            <w:tcW w:w="850" w:type="dxa"/>
+          </w:tcPr>
           <w:p>
             <w:r>
               <w:t xml:space="preserve">52</w:t>
@@ -3094,7 +3830,9 @@
           </w:p>
         </w:tc>
         <w:tc>
-          <w:tcPr/>
+          <w:tcPr>
+            <w:tcW w:w="850" w:type="dxa"/>
+          </w:tcPr>
           <w:p>
             <w:r>
               <w:t xml:space="preserve">56</w:t>
@@ -3102,7 +3840,9 @@
           </w:p>
         </w:tc>
         <w:tc>
-          <w:tcPr/>
+          <w:tcPr>
+            <w:tcW w:w="850" w:type="dxa"/>
+          </w:tcPr>
           <w:p>
             <w:r>
               <w:t xml:space="preserve">56</w:t>
@@ -3110,7 +3850,9 @@
           </w:p>
         </w:tc>
         <w:tc>
-          <w:tcPr/>
+          <w:tcPr>
+            <w:tcW w:w="850" w:type="dxa"/>
+          </w:tcPr>
           <w:p>
             <w:r>
               <w:t xml:space="preserve">52</w:t>
@@ -3118,7 +3860,9 @@
           </w:p>
         </w:tc>
         <w:tc>
-          <w:tcPr/>
+          <w:tcPr>
+            <w:tcW w:w="850" w:type="dxa"/>
+          </w:tcPr>
           <w:p>
             <w:r>
               <w:t xml:space="preserve">47</w:t>
@@ -3126,7 +3870,9 @@
           </w:p>
         </w:tc>
         <w:tc>
-          <w:tcPr/>
+          <w:tcPr>
+            <w:tcW w:w="850" w:type="dxa"/>
+          </w:tcPr>
           <w:p>
             <w:r>
               <w:t xml:space="preserve">40</w:t>
@@ -3134,7 +3880,9 @@
           </w:p>
         </w:tc>
         <w:tc>
-          <w:tcPr/>
+          <w:tcPr>
+            <w:tcW w:w="850" w:type="dxa"/>
+          </w:tcPr>
           <w:p>
             <w:r>
               <w:t xml:space="preserve">34</w:t>
@@ -3146,7 +3894,7 @@
     <w:p/>
     <w:p>
       <w:r>
-        <w:t xml:space="preserve">Минимум — в углах (34 ходов, 54 тупиков), максимум — в центре поля (88 ходов, 0 тупиков).</w:t>
+        <w:t xml:space="preserve">Минимум — в углах (34 хода, 54 тупика), максимум — в центре поля (88 ходов, 0 тупиков).</w:t>
       </w:r>
     </w:p>
     <w:p>
@@ -3199,6 +3947,7 @@
     </w:p>
     <w:tbl>
       <w:tblPr>
+        <w:tblW w:w="0" w:type="auto"/>
         <w:tblBorders>
           <w:top w:val="single" w:sz="4" w:space="0" w:color="808080"/>
           <w:left w:val="single" w:sz="4" w:space="0" w:color="808080"/>
@@ -3207,10 +3956,18 @@
           <w:insideH w:val="single" w:sz="4" w:space="0" w:color="808080"/>
           <w:insideV w:val="single" w:sz="4" w:space="0" w:color="808080"/>
         </w:tblBorders>
+        <w:tblLayout w:type="autofit"/>
       </w:tblPr>
-      <w:tr>
-        <w:tc>
-          <w:tcPr/>
+      <w:tblGrid>
+        <w:gridCol w:w="3120"/>
+        <w:gridCol w:w="3120"/>
+        <w:gridCol w:w="3120"/>
+      </w:tblGrid>
+      <w:tr>
+        <w:tc>
+          <w:tcPr>
+            <w:tcW w:w="3120" w:type="dxa"/>
+          </w:tcPr>
           <w:p>
             <w:r>
               <w:t xml:space="preserve">№</w:t>
@@ -3218,7 +3975,9 @@
           </w:p>
         </w:tc>
         <w:tc>
-          <w:tcPr/>
+          <w:tcPr>
+            <w:tcW w:w="3120" w:type="dxa"/>
+          </w:tcPr>
           <w:p>
             <w:r>
               <w:t xml:space="preserve">Расстановка</w:t>
@@ -3226,7 +3985,9 @@
           </w:p>
         </w:tc>
         <w:tc>
-          <w:tcPr/>
+          <w:tcPr>
+            <w:tcW w:w="3120" w:type="dxa"/>
+          </w:tcPr>
           <w:p>
             <w:r>
               <w:t xml:space="preserve">Ходы</w:t>
@@ -3236,7 +3997,9 @@
       </w:tr>
       <w:tr>
         <w:tc>
-          <w:tcPr/>
+          <w:tcPr>
+            <w:tcW w:w="3120" w:type="dxa"/>
+          </w:tcPr>
           <w:p>
             <w:r>
               <w:t xml:space="preserve">1</w:t>
@@ -3244,7 +4007,9 @@
           </w:p>
         </w:tc>
         <w:tc>
-          <w:tcPr/>
+          <w:tcPr>
+            <w:tcW w:w="3120" w:type="dxa"/>
+          </w:tcPr>
           <w:p>
             <w:r>
               <w:t xml:space="preserve">старт ① 2-5, ② 5-6; преграды: 3-1, 4-10, 5-9, 8-4, 8-6, 9-10</w:t>
@@ -3252,7 +4017,9 @@
           </w:p>
         </w:tc>
         <w:tc>
-          <w:tcPr/>
+          <w:tcPr>
+            <w:tcW w:w="3120" w:type="dxa"/>
+          </w:tcPr>
           <w:p>
             <w:r>
               <w:t xml:space="preserve">①ЛЛЛЛ(С) · ②ППВВ(Д) · ②ННН+Н(Д) · ②ПППВ(Д) · ②НПП(С) · ①ВВЛ(Д) · ①ВВП(Д) · ①НННН(Д) · ①ЛЛВВ(С) · ②ППП+П(С) · ①ЛННН(Д) · ②ПП+П(С) · ①ППНН(Д) · ①НППП(С) · ②ННВ(Д) · ①ЛЛ+ЛЛ(С) · ①ЛПП(С) · ②ПППЛ(С) · ②ЛЛЛ+Л(Д) · ②ПЛЛ(Д) · ①ЛЛЛН(С) · ②НН+НН(С) · ②ПП+ПП(Д) · ②ПЛЛЛ(Д) · ②ННП(Д) · ①НН(С) · ①Н+НН(С) · ①НННП(С)</w:t>
@@ -3262,7 +4029,9 @@
       </w:tr>
       <w:tr>
         <w:tc>
-          <w:tcPr/>
+          <w:tcPr>
+            <w:tcW w:w="3120" w:type="dxa"/>
+          </w:tcPr>
           <w:p>
             <w:r>
               <w:t xml:space="preserve">2</w:t>
@@ -3270,7 +4039,9 @@
           </w:p>
         </w:tc>
         <w:tc>
-          <w:tcPr/>
+          <w:tcPr>
+            <w:tcW w:w="3120" w:type="dxa"/>
+          </w:tcPr>
           <w:p>
             <w:r>
               <w:t xml:space="preserve">старт ① 8-10, ② 8-7; преграды: 1-2, 4-3, 5-5, 6-4, 7-8, 8-6</w:t>
@@ -3278,7 +4049,9 @@
           </w:p>
         </w:tc>
         <w:tc>
-          <w:tcPr/>
+          <w:tcPr>
+            <w:tcW w:w="3120" w:type="dxa"/>
+          </w:tcPr>
           <w:p>
             <w:r>
               <w:t xml:space="preserve">②ЛВВ(Д) · ①ПННН(С) · ②НВВВ(Д) · ②ЛЛЛП(Д) · ②НН(С) · ②ПППЛ(Д) · ②ВВЛ(Д) · ①ПЛЛЛ(Д) · ②Л+ЛЛЛ(Д) · ①ЛННН(С) · ①ПППП(Д) · ②ВВН(С) · ②ЛЛН(С) · ②ПППВ(С) · ①ВВВП(С) · ①НППП(С) · ②ВВВ+В(С) · ①ЛЛЛ+Л(Д) · ②ЛЛ(С) · ①НННП(С) · ②ППВ(С) · ②ЛЛЛЛ(С) · ①ВПП(Д) · ①НЛЛЛ(Д) · ①ННВ(С) · ①ППП(Д) · ①ЛЛП(Д) · ①ВВВЛ(Д)</w:t>
@@ -3288,7 +4061,9 @@
       </w:tr>
       <w:tr>
         <w:tc>
-          <w:tcPr/>
+          <w:tcPr>
+            <w:tcW w:w="3120" w:type="dxa"/>
+          </w:tcPr>
           <w:p>
             <w:r>
               <w:t xml:space="preserve">3</w:t>
@@ -3296,7 +4071,9 @@
           </w:p>
         </w:tc>
         <w:tc>
-          <w:tcPr/>
+          <w:tcPr>
+            <w:tcW w:w="3120" w:type="dxa"/>
+          </w:tcPr>
           <w:p>
             <w:r>
               <w:t xml:space="preserve">старт ① 5-6, ② 4-6; преграды: 3-4, 3-8, 4-4, 8-2, 9-3, 10-9</w:t>
@@ -3304,7 +4081,9 @@
           </w:p>
         </w:tc>
         <w:tc>
-          <w:tcPr/>
+          <w:tcPr>
+            <w:tcW w:w="3120" w:type="dxa"/>
+          </w:tcPr>
           <w:p>
             <w:r>
               <w:t xml:space="preserve">②ВВВН(С) · ①ННЛЛ(С) · ①ЛЛП(С) · ①ННВ(Д) · ②ЛЛВ(Д) · ②ЛЛ+ЛЛ(С) · ①ПППП(Д) · ①НННН(С) · ①ННП(С) · ①НПП(С) · ②ППВ(С) · ①В+ВВ(Д) · ②ВВВ+В(Д) · ②ВВ+В(С) · ②ННПП(Д) · ①ЛППП(С) · ②ЛВВ(Д) · ①НЛЛЛ(Д) · ②ВППП(С) · ①ППП(Д) · ②Н+ННН(Д) · ②Л+ЛЛЛ(С) · ②ВВЛЛ(Д) · ②ВВН(Д) · ①НППП(С) · ①ВПП(С) · ②ПННН(Д) · ①ЛЛН(Д)</w:t>
@@ -3314,7 +4093,9 @@
       </w:tr>
       <w:tr>
         <w:tc>
-          <w:tcPr/>
+          <w:tcPr>
+            <w:tcW w:w="3120" w:type="dxa"/>
+          </w:tcPr>
           <w:p>
             <w:r>
               <w:t xml:space="preserve">4</w:t>
@@ -3322,7 +4103,9 @@
           </w:p>
         </w:tc>
         <w:tc>
-          <w:tcPr/>
+          <w:tcPr>
+            <w:tcW w:w="3120" w:type="dxa"/>
+          </w:tcPr>
           <w:p>
             <w:r>
               <w:t xml:space="preserve">старт ① 8-9, ② 7-9; преграды: 3-3, 5-6, 5-9, 6-10, 9-5, 10-9</w:t>
@@ -3330,7 +4113,9 @@
           </w:p>
         </w:tc>
         <w:tc>
-          <w:tcPr/>
+          <w:tcPr>
+            <w:tcW w:w="3120" w:type="dxa"/>
+          </w:tcPr>
           <w:p>
             <w:r>
               <w:t xml:space="preserve">②НННН(С) · ①ВВПП(Д) · ①В+ВВ(Д) · ②ПЛЛЛ(С) · ①ЛЛ+Л(Д) · ①Л+ЛЛЛ(Д) · ①ЛЛЛП(Д) · ①НПП(Д) · ②ППНН(С) · ②ННП(С) · ①ПЛЛ(Д) · ②НН+НН(С) · ②ППЛ(Д) · ②ВЛЛЛ(Д) · ②ННПП(Д) · ①ЛЛ+ЛЛ(С) · ①НЛЛЛ(С) · ②П+ПП(Д) · ②ПППЛ(С) · ②ПННН(С) · ①Н+НН(Д) · ①ЛЛЛ(С) · ①ЛЛНН(С) · ②ВВВ+В(Д) · ①ЛЛЛ+Л(С) · ①ПППН(С) · ②ПНН(С) · ②ЛЛ(Д)</w:t>
@@ -3340,7 +4125,9 @@
       </w:tr>
       <w:tr>
         <w:tc>
-          <w:tcPr/>
+          <w:tcPr>
+            <w:tcW w:w="3120" w:type="dxa"/>
+          </w:tcPr>
           <w:p>
             <w:r>
               <w:t xml:space="preserve">5</w:t>
@@ -3348,7 +4135,9 @@
           </w:p>
         </w:tc>
         <w:tc>
-          <w:tcPr/>
+          <w:tcPr>
+            <w:tcW w:w="3120" w:type="dxa"/>
+          </w:tcPr>
           <w:p>
             <w:r>
               <w:t xml:space="preserve">старт ① 9-1, ② 7-4; преграды: 1-7, 2-1, 2-3, 5-10, 6-4, 8-5</w:t>
@@ -3356,7 +4145,9 @@
           </w:p>
         </w:tc>
         <w:tc>
-          <w:tcPr/>
+          <w:tcPr>
+            <w:tcW w:w="3120" w:type="dxa"/>
+          </w:tcPr>
           <w:p>
             <w:r>
               <w:t xml:space="preserve">②ВЛЛ(Д) · ①ННПП(С) · ①ЛЛВВ(С) · ①ПП+П(С) · ②Л+ЛЛЛ(Д) · ②ППЛ(С) · ②ЛЛ+ЛЛ(С) · ①НННП(Д) · ②ПВВВ(С) · ①НВВВ(Д) · ①ППВ(С) · ①П+ПП(С) · ①ППН(С) · ①ВПП(С) · ①ПЛЛЛ(Д) · ②НННН(С) · ①ЛЛЛ(Д) · ②НПП(Д) · ②ННН(Д) · ①В+ВВ(С) · ②П+ППП(Д) · ②ННВ(Д) · ②ВВПП(Д) · ②ЛПП(Д) · ①ВВЛ(С) · ①ПППП(Д) · ②ЛППП(С) · ②ЛННН(Д)</w:t>
@@ -3366,7 +4157,9 @@
       </w:tr>
       <w:tr>
         <w:tc>
-          <w:tcPr/>
+          <w:tcPr>
+            <w:tcW w:w="3120" w:type="dxa"/>
+          </w:tcPr>
           <w:p>
             <w:r>
               <w:t xml:space="preserve">6</w:t>
@@ -3374,7 +4167,9 @@
           </w:p>
         </w:tc>
         <w:tc>
-          <w:tcPr/>
+          <w:tcPr>
+            <w:tcW w:w="3120" w:type="dxa"/>
+          </w:tcPr>
           <w:p>
             <w:r>
               <w:t xml:space="preserve">старт ① 5-1, ② 7-8; преграды: 5-10, 6-3, 6-7, 7-5, 9-5, 9-10</w:t>
@@ -3382,7 +4177,9 @@
           </w:p>
         </w:tc>
         <w:tc>
-          <w:tcPr/>
+          <w:tcPr>
+            <w:tcW w:w="3120" w:type="dxa"/>
+          </w:tcPr>
           <w:p>
             <w:r>
               <w:t xml:space="preserve">①ВЛЛ(С) · ①ВВЛ(С) · ①ВВП(С) · ①ЛЛВ(С) · ①ВВВН(С) · ②ВЛЛЛ(Д) · ①ЛЛЛ+Л(Д) · ①ННП(Д) · ①ППВВ(Д) · ①ППВ(С) · ①ПП+ПП(Д) · ②ВВ+ВВ(Д) · ②Л+ЛЛЛ(С) · ①ППЛ(Д) · ②ЛЛ+Л(Д) · ②НН+НН(Д) · ②НННП(Д) · ②НННЛ(С) · ②В+ВВ(Д) · ②ННЛ(Д) · ①ЛЛЛП(Д) · ①ВППП(С) · ②ВННН(С) · ①ППН(Д) · ②ЛЛЛН(С) · ②НН+Н(С) · ②НННВ(С) · ②ПНН(С)</w:t>
@@ -3392,7 +4189,9 @@
       </w:tr>
       <w:tr>
         <w:tc>
-          <w:tcPr/>
+          <w:tcPr>
+            <w:tcW w:w="3120" w:type="dxa"/>
+          </w:tcPr>
           <w:p>
             <w:r>
               <w:t xml:space="preserve">7</w:t>
@@ -3400,7 +4199,9 @@
           </w:p>
         </w:tc>
         <w:tc>
-          <w:tcPr/>
+          <w:tcPr>
+            <w:tcW w:w="3120" w:type="dxa"/>
+          </w:tcPr>
           <w:p>
             <w:r>
               <w:t xml:space="preserve">старт ① 4-6, ② 4-8; преграды: 1-3, 1-6, 4-9, 5-5, 6-1, 7-8</w:t>
@@ -3408,7 +4209,9 @@
           </w:p>
         </w:tc>
         <w:tc>
-          <w:tcPr/>
+          <w:tcPr>
+            <w:tcW w:w="3120" w:type="dxa"/>
+          </w:tcPr>
           <w:p>
             <w:r>
               <w:t xml:space="preserve">②ВППП(Д) · ①ЛЛЛ(С) · ②НННП(Д) · ②ЛПП(Д) · ①ННЛЛ(Д) · ①ПП+П(Д) · ②ННПП(С) · ②ННЛ(С) · ②ННН(С) · ②ВВЛЛ(С) · ②ПВВ(Д) · ②ВПП(С) · ①ВВ+В(С) · ①ЛППП(С) · ①НН(Д) · ②ВЛЛЛ(Д) · ①НН+НН(С) · ①ЛЛЛН(С) · ②ППП+П(С) · ②НЛЛЛ(Д) · ②ППНН(Д) · ②ЛВВВ(Д) · ①Л+ЛЛЛ(Д) · ①ПНН(С) · ①ППВВ(Д) · ①ВННН(Д) · ①НННВ(С) · ①ЛЛ+ЛЛ(С)</w:t>
@@ -3418,7 +4221,9 @@
       </w:tr>
       <w:tr>
         <w:tc>
-          <w:tcPr/>
+          <w:tcPr>
+            <w:tcW w:w="3120" w:type="dxa"/>
+          </w:tcPr>
           <w:p>
             <w:r>
               <w:t xml:space="preserve">8</w:t>
@@ -3426,7 +4231,9 @@
           </w:p>
         </w:tc>
         <w:tc>
-          <w:tcPr/>
+          <w:tcPr>
+            <w:tcW w:w="3120" w:type="dxa"/>
+          </w:tcPr>
           <w:p>
             <w:r>
               <w:t xml:space="preserve">старт ① 3-1, ② 4-4; преграды: 2-10, 3-4, 6-1, 6-10, 9-9, 10-7</w:t>
@@ -3434,7 +4241,9 @@
           </w:p>
         </w:tc>
         <w:tc>
-          <w:tcPr/>
+          <w:tcPr>
+            <w:tcW w:w="3120" w:type="dxa"/>
+          </w:tcPr>
           <w:p>
             <w:r>
               <w:t xml:space="preserve">①ВВП(С) · ②Л+ЛЛ(Д) · ②ВЛЛЛ(С) · ②ВНН(Д) · ②ВЛЛ(С) · ①ЛЛЛЛ(С) · ②ННЛЛ(С) · ①Н+ННН(Д) · ②ЛЛЛ+Л(С) · ②ЛЛЛ(С) · ①П+ППП(Д) · ①ВВВП(Д) · ②НННП(Д) · ①НННВ(Д) · ①ПВВВ(Д) · ①ВВ+ВВ(С) · ①ПНН(Д) · ②ППНН(Д) · ②ППЛ(Д) · ①ВВВ+В(С) · ①ЛЛВВ(Д) · ①ВВЛ(С) · ②ЛЛЛП(Д) · ②ЛЛ(Д) · ②ПППН(С) · ①ПППВ(С) · ①В+ВВВ(С) · ②ВВЛЛ(С)</w:t>
@@ -3444,7 +4253,9 @@
       </w:tr>
       <w:tr>
         <w:tc>
-          <w:tcPr/>
+          <w:tcPr>
+            <w:tcW w:w="3120" w:type="dxa"/>
+          </w:tcPr>
           <w:p>
             <w:r>
               <w:t xml:space="preserve">9</w:t>
@@ -3452,7 +4263,9 @@
           </w:p>
         </w:tc>
         <w:tc>
-          <w:tcPr/>
+          <w:tcPr>
+            <w:tcW w:w="3120" w:type="dxa"/>
+          </w:tcPr>
           <w:p>
             <w:r>
               <w:t xml:space="preserve">старт ① 4-3, ② 4-5; преграды: 3-10, 7-3, 7-5, 7-6, 7-7, 9-5</w:t>
@@ -3460,7 +4273,9 @@
           </w:p>
         </w:tc>
         <w:tc>
-          <w:tcPr/>
+          <w:tcPr>
+            <w:tcW w:w="3120" w:type="dxa"/>
+          </w:tcPr>
           <w:p>
             <w:r>
               <w:t xml:space="preserve">①ННН+Н(Д) · ①ЛПП(Д) · ①ЛЛ+Л(Д) · ①ВВП(Д) · ①ЛЛП(Д) · ①ЛЛВ(С) · ②ЛЛЛ(Д) · ①ВЛЛЛ(С) · ②ПННН(Д) · ①ВВПП(Д) · ①ВВЛЛ(Д) · ①ВВВ(С) · ②НЛЛ(С) · ②ЛЛНН(С) · ②Н+НН(С) · ②ЛННН(С) · ①НВВВ(С) · ②НННП(С) · ②ПЛЛ(Д) · ②ЛЛ(С) · ①ПП+П(Д) · ②ЛЛН(С) · ②ННЛЛ(С) · ②ППНН(С) · ①ЛНН(Д) · ②ВННН(Д) · ①ЛЛЛ+Л(С) · ②ВВ+ВВ(Д)</w:t>
@@ -3470,7 +4285,9 @@
       </w:tr>
       <w:tr>
         <w:tc>
-          <w:tcPr/>
+          <w:tcPr>
+            <w:tcW w:w="3120" w:type="dxa"/>
+          </w:tcPr>
           <w:p>
             <w:r>
               <w:t xml:space="preserve">10</w:t>
@@ -3478,7 +4295,9 @@
           </w:p>
         </w:tc>
         <w:tc>
-          <w:tcPr/>
+          <w:tcPr>
+            <w:tcW w:w="3120" w:type="dxa"/>
+          </w:tcPr>
           <w:p>
             <w:r>
               <w:t xml:space="preserve">старт ① 3-2, ② 6-4; преграды: 4-6, 6-6, 7-4, 9-3, 9-5, 10-8</w:t>
@@ -3486,7 +4305,9 @@
           </w:p>
         </w:tc>
         <w:tc>
-          <w:tcPr/>
+          <w:tcPr>
+            <w:tcW w:w="3120" w:type="dxa"/>
+          </w:tcPr>
           <w:p>
             <w:r>
               <w:t xml:space="preserve">②ЛЛ+ЛЛ(Д) · ②Н+НН(Д) · ①НВВ(Д) · ①ЛППП(Д) · ①ВВВЛ(С) · ①ВВВВ(С) · ①ВЛЛЛ(С) · ②ЛЛЛП(С) · ②ВПП(С) · ①ВВЛЛ(С) · ①ЛЛН(Д) · ②ЛЛЛ+Л(С) · ①ПВВВ(С) · ②ЛЛ(С) · ②ННПП(Д) · ②НН+НН(С) · ①Н+ННН(Д) · ①ЛННН(Д) · ①ЛЛЛВ(С) · ②ПНН(С) · ②ННЛЛ(С) · ①ПВВ(Д) · ②ВВН(Д) · ②ВВВП(Д) · ①ПППЛ(Д) · ②ПППП(С) · ①ВВВ+В(Д) · ②ННН+Н(Д)</w:t>
